--- a/보관본/러시아 인권변호사/Word/6부/6부_10화_이리나의_회복과_결단.docx
+++ b/보관본/러시아 인권변호사/Word/6부/6부_10화_이리나의_회복과_결단.docx
@@ -3189,7 +3189,7 @@
           <w:i w:val="0"/>
           <w:sz w:val="22"/>
         </w:rPr>
-        <w:t>За минуту до взрыва она сказала мне слова Чехова: «Умей нести свой крест и веруй». Я несу. Рука ещё не слушается, но нести можно и одной.</w:t>
+        <w:t>Перед митингом она сказала мне слова Чехова: «Умей нести свой крест и веруй». Я несу. Рука ещё не слушается, но нести можно и одной.</w:t>
       </w:r>
     </w:p>
     <w:p>
@@ -3440,7 +3440,7 @@
           <w:i w:val="0"/>
           <w:sz w:val="22"/>
         </w:rPr>
-        <w:t xml:space="preserve"> — 한국어 해설: 6화에서 폭발 직전 이졸다가 이리나에게 건넨 구절의 메아리. 이리나는 마지막 유세 연설에서 이 말을 이졸다의 유언처럼 되살려, 두려움을 안은 채 무대에 서는 자신의 결단을 설명한다 (장면 10~11).</w:t>
+        <w:t xml:space="preserve"> — 한국어 해설: 6화에서 유세 전에 이졸다가 이리나에게 건넨 구절의 메아리. 이리나는 마지막 유세 연설에서 이 말을 이졸다의 유언처럼 되살려, 두려움을 안은 채 무대에 서는 자신의 결단을 설명한다 (장면 10~11).</w:t>
       </w:r>
     </w:p>
     <w:p>

--- a/보관본/러시아 인권변호사/Word/6부/6부_10화_이리나의_회복과_결단.docx
+++ b/보관본/러시아 인권변호사/Word/6부/6부_10화_이리나의_회복과_결단.docx
@@ -36,7 +36,7 @@
           <w:i w:val="0"/>
           <w:sz w:val="22"/>
         </w:rPr>
-        <w:t>이리나 올레고브나 마르첸코(대통령 보좌관) / 알렉세이 “료샤” 오를로프(대통령, 재선 후보) / 카탸 리시나(비서실장) / 키릴 안드레예비치 스미르노프(국가재정투명성청장) / 아나스타시야(나스탸) 드미트리예브나(투명성청 부청장, 전화) / 베니아민 올레고비치 스트레시네프(포렌식 회계사) / 재활치료사 발렌티나 오시포바(신규) / 안나 미하일로브나 오를로바(료샤의 어머니) / 막심 이고레비치 볼딘(경호팀장)</w:t>
+        <w:t>이리나 올레고브나 마르첸코(대통령 보좌관) / 알렉세이 “료샤” 오를로프(대통령, 재선 후보) / 카탸 리시나(비서실장) / 키릴 안드레예비치 스미르노프(국가재정투명성청장) / 아나스타시야(나스탸) 드미트리예브나(투명성청 부청장, 전화) / 베니아민 올레고비치 스트레시네프(포렌식 회계사) / 재활치료사 발렌티나 오시포바(신규) / 안나 미하일로브나 오를로바(료샤의 어머니) / 막심 이고레비치 볼딘(경호팀장) / 간호사 / 병원 약국 약사(단역)</w:t>
       </w:r>
     </w:p>
     <w:p>
@@ -265,22 +265,13 @@
           <w:color w:val="1F3864"/>
           <w:sz w:val="26"/>
         </w:rPr>
-        <w:t>장면 2 — 카탸와의 재회</w:t>
+        <w:t>장면 2 — 퇴원 수속과 병원 약국</w:t>
       </w:r>
     </w:p>
     <w:p>
       <w:pPr>
         <w:spacing w:before="0" w:after="110" w:line="300" w:lineRule="auto"/>
       </w:pPr>
-      <w:r>
-        <w:rPr>
-          <w:rFonts w:ascii="Times New Roman" w:hAnsi="Times New Roman" w:eastAsia="Malgun Gothic"/>
-          <w:b/>
-          <w:i w:val="0"/>
-          <w:sz w:val="22"/>
-        </w:rPr>
-        <w:t xml:space="preserve">Катя: </w:t>
-      </w:r>
       <w:r>
         <w:rPr>
           <w:rFonts w:ascii="Times New Roman" w:hAnsi="Times New Roman" w:eastAsia="Malgun Gothic"/>
@@ -289,16 +280,7 @@
           <w:color w:val="555555"/>
           <w:sz w:val="22"/>
         </w:rPr>
-        <w:t>(встречая у выхода из больницы)</w:t>
-      </w:r>
-      <w:r>
-        <w:rPr>
-          <w:rFonts w:ascii="Times New Roman" w:hAnsi="Times New Roman" w:eastAsia="Malgun Gothic"/>
-          <w:b w:val="0"/>
-          <w:i w:val="0"/>
-          <w:sz w:val="22"/>
-        </w:rPr>
-        <w:t xml:space="preserve"> Как вы?</w:t>
+        <w:t>(Сестринский пост отделения. Ирина уже в своей одежде, рука в гипсе на косынке; в другой руке — пакет с вещами.)</w:t>
       </w:r>
     </w:p>
     <w:p>
@@ -312,7 +294,7 @@
           <w:i w:val="0"/>
           <w:sz w:val="22"/>
         </w:rPr>
-        <w:t xml:space="preserve">Ирина: </w:t>
+        <w:t xml:space="preserve">Медсестра: </w:t>
       </w:r>
       <w:r>
         <w:rPr>
@@ -321,7 +303,7 @@
           <w:i w:val="0"/>
           <w:sz w:val="22"/>
         </w:rPr>
-        <w:t>Рука в гипсе, голова полна мыслей, которые не знаю, куда деть.</w:t>
+        <w:t>Марченко? Ирина Олеговна? Вот ваша выписка. Два экземпляра: один вам, второй — в поликлинику по месту жительства.</w:t>
       </w:r>
     </w:p>
     <w:p>
@@ -335,7 +317,7 @@
           <w:i w:val="0"/>
           <w:sz w:val="22"/>
         </w:rPr>
-        <w:t xml:space="preserve">Катя: </w:t>
+        <w:t xml:space="preserve">Ирина: </w:t>
       </w:r>
       <w:r>
         <w:rPr>
@@ -344,7 +326,7 @@
           <w:i w:val="0"/>
           <w:sz w:val="22"/>
         </w:rPr>
-        <w:t>Каких мыслей?</w:t>
+        <w:t>А это что за листок?</w:t>
       </w:r>
     </w:p>
     <w:p>
@@ -358,7 +340,7 @@
           <w:i w:val="0"/>
           <w:sz w:val="22"/>
         </w:rPr>
-        <w:t xml:space="preserve">Ирина: </w:t>
+        <w:t xml:space="preserve">Медсестра: </w:t>
       </w:r>
       <w:r>
         <w:rPr>
@@ -367,7 +349,7 @@
           <w:i w:val="0"/>
           <w:sz w:val="22"/>
         </w:rPr>
-        <w:t>О том, что я стояла на метр дальше от взрыва, чем она. Метр. Такая тонкая грань между жизнью и смертью.</w:t>
+        <w:t>Больничный. Он теперь электронный, а это распечатка для отдела кадров — номер внизу.</w:t>
       </w:r>
     </w:p>
     <w:p>
@@ -381,7 +363,7 @@
           <w:i w:val="0"/>
           <w:sz w:val="22"/>
         </w:rPr>
-        <w:t xml:space="preserve">Катя: </w:t>
+        <w:t xml:space="preserve">Ирина: </w:t>
       </w:r>
       <w:r>
         <w:rPr>
@@ -390,7 +372,7 @@
           <w:i w:val="0"/>
           <w:sz w:val="22"/>
         </w:rPr>
-        <w:t>Не думайте так, Ирина.</w:t>
+        <w:t>У нашего отдела кадров всё равно будут вопросы.</w:t>
       </w:r>
     </w:p>
     <w:p>
@@ -404,7 +386,7 @@
           <w:i w:val="0"/>
           <w:sz w:val="22"/>
         </w:rPr>
-        <w:t xml:space="preserve">Ирина: </w:t>
+        <w:t xml:space="preserve">Медсестра: </w:t>
       </w:r>
       <w:r>
         <w:rPr>
@@ -413,7 +395,7 @@
           <w:i w:val="0"/>
           <w:sz w:val="22"/>
         </w:rPr>
-        <w:t>Пытаюсь. Не всегда получается.</w:t>
+        <w:t>У отдела кадров всегда вопросы. Распишитесь вот тут, что выписку получили. И вот тут — что претензий не имеете.</w:t>
       </w:r>
     </w:p>
     <w:p>
@@ -427,39 +409,7 @@
           <w:i w:val="0"/>
           <w:sz w:val="22"/>
         </w:rPr>
-        <w:t xml:space="preserve">Катя: </w:t>
-      </w:r>
-      <w:r>
-        <w:rPr>
-          <w:rFonts w:ascii="Times New Roman" w:hAnsi="Times New Roman" w:eastAsia="Malgun Gothic"/>
-          <w:b w:val="0"/>
-          <w:i w:val="0"/>
-          <w:sz w:val="22"/>
-        </w:rPr>
-        <w:t>Тогда думайте вслух. При мне. Это хотя бы не так одиноко.</w:t>
-      </w:r>
-    </w:p>
-    <w:p>
-      <w:pPr>
-        <w:spacing w:before="0" w:after="110" w:line="300" w:lineRule="auto"/>
-      </w:pPr>
-      <w:r>
-        <w:rPr>
-          <w:rFonts w:ascii="Times New Roman" w:hAnsi="Times New Roman" w:eastAsia="Malgun Gothic"/>
-          <w:b/>
-          <w:i w:val="0"/>
-          <w:sz w:val="22"/>
-        </w:rPr>
         <w:t xml:space="preserve">Ирина: </w:t>
-      </w:r>
-      <w:r>
-        <w:rPr>
-          <w:rFonts w:ascii="Times New Roman" w:hAnsi="Times New Roman" w:eastAsia="Malgun Gothic"/>
-          <w:b w:val="0"/>
-          <w:i w:val="0"/>
-          <w:sz w:val="22"/>
-        </w:rPr>
-        <w:t xml:space="preserve">Спасибо, Екатерина Ивановна. </w:t>
       </w:r>
       <w:r>
         <w:rPr>
@@ -469,7 +419,7 @@
           <w:color w:val="555555"/>
           <w:sz w:val="22"/>
         </w:rPr>
-        <w:t>(пауза)</w:t>
+        <w:t>(расписывается, неловко придерживая листок локтем)</w:t>
       </w:r>
       <w:r>
         <w:rPr>
@@ -478,7 +428,7 @@
           <w:i w:val="0"/>
           <w:sz w:val="22"/>
         </w:rPr>
-        <w:t xml:space="preserve"> А вы как? Вы ведь тоже всё это видели — трансляцию, больницу.</w:t>
+        <w:t xml:space="preserve"> Претензий не имею. Разве что к больничной каше.</w:t>
       </w:r>
     </w:p>
     <w:p>
@@ -492,7 +442,7 @@
           <w:i w:val="0"/>
           <w:sz w:val="22"/>
         </w:rPr>
-        <w:t xml:space="preserve">Катя: </w:t>
+        <w:t xml:space="preserve">Медсестра: </w:t>
       </w:r>
       <w:r>
         <w:rPr>
@@ -501,7 +451,7 @@
           <w:i w:val="0"/>
           <w:sz w:val="22"/>
         </w:rPr>
-        <w:t>Видела. Работаю. Когда составляешь расписание, некогда слушать, что у тебя в голове. Очень рекомендую.</w:t>
+        <w:t>Ой, на кашу все жалуются. А дома потом скучают. Снимки забирать будете?</w:t>
       </w:r>
     </w:p>
     <w:p>
@@ -524,7 +474,7 @@
           <w:i w:val="0"/>
           <w:sz w:val="22"/>
         </w:rPr>
-        <w:t>Это не лечение, а побег.</w:t>
+        <w:t>А надо?</w:t>
       </w:r>
     </w:p>
     <w:p>
@@ -538,7 +488,7 @@
           <w:i w:val="0"/>
           <w:sz w:val="22"/>
         </w:rPr>
-        <w:t xml:space="preserve">Катя: </w:t>
+        <w:t xml:space="preserve">Медсестра: </w:t>
       </w:r>
       <w:r>
         <w:rPr>
@@ -547,21 +497,7 @@
           <w:i w:val="0"/>
           <w:sz w:val="22"/>
         </w:rPr>
-        <w:t>Знаю. Но побег с расписанием — это хотя бы организованный побег.</w:t>
-      </w:r>
-    </w:p>
-    <w:p>
-      <w:pPr>
-        <w:spacing w:before="0" w:after="110" w:line="300" w:lineRule="auto"/>
-      </w:pPr>
-      <w:r>
-        <w:rPr>
-          <w:rFonts w:ascii="Times New Roman" w:hAnsi="Times New Roman" w:eastAsia="Malgun Gothic"/>
-          <w:b/>
-          <w:i w:val="0"/>
-          <w:sz w:val="22"/>
-        </w:rPr>
-        <w:t xml:space="preserve">Ирина: </w:t>
+        <w:t xml:space="preserve">Надо, врачу в поликлинике понадобятся. </w:t>
       </w:r>
       <w:r>
         <w:rPr>
@@ -571,7 +507,7 @@
           <w:color w:val="555555"/>
           <w:sz w:val="22"/>
         </w:rPr>
-        <w:t>(слабо улыбаясь)</w:t>
+        <w:t>(протягивает большой конверт)</w:t>
       </w:r>
       <w:r>
         <w:rPr>
@@ -580,7 +516,7 @@
           <w:i w:val="0"/>
           <w:sz w:val="22"/>
         </w:rPr>
-        <w:t xml:space="preserve"> Вот теперь узнаю вас.</w:t>
+        <w:t xml:space="preserve"> И тумбочку проверьте. Вечно что-нибудь забывают. В прошлом месяце один мужчина очки оставил — неделю за ними ехал.</w:t>
       </w:r>
     </w:p>
     <w:p>
@@ -594,7 +530,7 @@
           <w:i w:val="0"/>
           <w:sz w:val="22"/>
         </w:rPr>
-        <w:t xml:space="preserve">Катя: </w:t>
+        <w:t xml:space="preserve">Ирина: </w:t>
       </w:r>
       <w:r>
         <w:rPr>
@@ -603,107 +539,36 @@
           <w:i w:val="0"/>
           <w:sz w:val="22"/>
         </w:rPr>
-        <w:t>А я — вас. Значит, обе ещё в строю.</w:t>
+        <w:t>Очки при мне. Зарядку только, кажется…</w:t>
       </w:r>
     </w:p>
     <w:p>
       <w:pPr>
-        <w:keepNext/>
-        <w:spacing w:before="320" w:after="140"/>
+        <w:spacing w:before="0" w:after="110" w:line="300" w:lineRule="auto"/>
       </w:pPr>
       <w:r>
         <w:rPr>
           <w:rFonts w:ascii="Times New Roman" w:hAnsi="Times New Roman" w:eastAsia="Malgun Gothic"/>
           <w:b/>
           <w:i w:val="0"/>
-          <w:color w:val="1F3864"/>
-          <w:sz w:val="26"/>
-        </w:rPr>
-        <w:t>장면 3 — 료샤와의 만남</w:t>
+          <w:sz w:val="22"/>
+        </w:rPr>
+        <w:t xml:space="preserve">Медсестра: </w:t>
+      </w:r>
+      <w:r>
+        <w:rPr>
+          <w:rFonts w:ascii="Times New Roman" w:hAnsi="Times New Roman" w:eastAsia="Malgun Gothic"/>
+          <w:b w:val="0"/>
+          <w:i w:val="0"/>
+          <w:sz w:val="22"/>
+        </w:rPr>
+        <w:t>Вот она, на подоконнике лежала. Держите. Пропуск на выходе охране сдадите.</w:t>
       </w:r>
     </w:p>
     <w:p>
       <w:pPr>
         <w:spacing w:before="0" w:after="110" w:line="300" w:lineRule="auto"/>
       </w:pPr>
-      <w:r>
-        <w:rPr>
-          <w:rFonts w:ascii="Times New Roman" w:hAnsi="Times New Roman" w:eastAsia="Malgun Gothic"/>
-          <w:b/>
-          <w:i w:val="0"/>
-          <w:sz w:val="22"/>
-        </w:rPr>
-        <w:t xml:space="preserve">Лёша: </w:t>
-      </w:r>
-      <w:r>
-        <w:rPr>
-          <w:rFonts w:ascii="Times New Roman" w:hAnsi="Times New Roman" w:eastAsia="Malgun Gothic"/>
-          <w:b w:val="0"/>
-          <w:i w:val="0"/>
-          <w:sz w:val="22"/>
-        </w:rPr>
-        <w:t>Ирина. Наконец-то вижу вас не через экран.</w:t>
-      </w:r>
-    </w:p>
-    <w:p>
-      <w:pPr>
-        <w:spacing w:before="0" w:after="110" w:line="300" w:lineRule="auto"/>
-      </w:pPr>
-      <w:r>
-        <w:rPr>
-          <w:rFonts w:ascii="Times New Roman" w:hAnsi="Times New Roman" w:eastAsia="Malgun Gothic"/>
-          <w:b/>
-          <w:i w:val="0"/>
-          <w:sz w:val="22"/>
-        </w:rPr>
-        <w:t xml:space="preserve">Ирина: </w:t>
-      </w:r>
-      <w:r>
-        <w:rPr>
-          <w:rFonts w:ascii="Times New Roman" w:hAnsi="Times New Roman" w:eastAsia="Malgun Gothic"/>
-          <w:b w:val="0"/>
-          <w:i w:val="0"/>
-          <w:sz w:val="22"/>
-        </w:rPr>
-        <w:t>Алексей Николаевич. Выгляжу, наверное, не лучшим образом.</w:t>
-      </w:r>
-    </w:p>
-    <w:p>
-      <w:pPr>
-        <w:spacing w:before="0" w:after="110" w:line="300" w:lineRule="auto"/>
-      </w:pPr>
-      <w:r>
-        <w:rPr>
-          <w:rFonts w:ascii="Times New Roman" w:hAnsi="Times New Roman" w:eastAsia="Malgun Gothic"/>
-          <w:b/>
-          <w:i w:val="0"/>
-          <w:sz w:val="22"/>
-        </w:rPr>
-        <w:t xml:space="preserve">Лёша: </w:t>
-      </w:r>
-      <w:r>
-        <w:rPr>
-          <w:rFonts w:ascii="Times New Roman" w:hAnsi="Times New Roman" w:eastAsia="Malgun Gothic"/>
-          <w:b w:val="0"/>
-          <w:i w:val="0"/>
-          <w:sz w:val="22"/>
-        </w:rPr>
-        <w:t>Вы выглядите живой. После той недели этого более чем достаточно.</w:t>
-      </w:r>
-    </w:p>
-    <w:p>
-      <w:pPr>
-        <w:spacing w:before="0" w:after="110" w:line="300" w:lineRule="auto"/>
-      </w:pPr>
-      <w:r>
-        <w:rPr>
-          <w:rFonts w:ascii="Times New Roman" w:hAnsi="Times New Roman" w:eastAsia="Malgun Gothic"/>
-          <w:b/>
-          <w:i w:val="0"/>
-          <w:sz w:val="22"/>
-        </w:rPr>
-        <w:t xml:space="preserve">Ирина: </w:t>
-      </w:r>
       <w:r>
         <w:rPr>
           <w:rFonts w:ascii="Times New Roman" w:hAnsi="Times New Roman" w:eastAsia="Malgun Gothic"/>
@@ -712,16 +577,7 @@
           <w:color w:val="555555"/>
           <w:sz w:val="22"/>
         </w:rPr>
-        <w:t>(слабая улыбка)</w:t>
-      </w:r>
-      <w:r>
-        <w:rPr>
-          <w:rFonts w:ascii="Times New Roman" w:hAnsi="Times New Roman" w:eastAsia="Malgun Gothic"/>
-          <w:b w:val="0"/>
-          <w:i w:val="0"/>
-          <w:sz w:val="22"/>
-        </w:rPr>
-        <w:t xml:space="preserve"> Справедливо.</w:t>
+        <w:t>(Коридор. Навстречу торопится Осипова с листком в руке.)</w:t>
       </w:r>
     </w:p>
     <w:p>
@@ -735,7 +591,7 @@
           <w:i w:val="0"/>
           <w:sz w:val="22"/>
         </w:rPr>
-        <w:t xml:space="preserve">Лёша: </w:t>
+        <w:t xml:space="preserve">Осипова: </w:t>
       </w:r>
       <w:r>
         <w:rPr>
@@ -744,7 +600,7 @@
           <w:i w:val="0"/>
           <w:sz w:val="22"/>
         </w:rPr>
-        <w:t>Не торопитесь возвращаться к работе. Кампания подождёт.</w:t>
+        <w:t>Ирина Олеговна, подождите! Памятку забыли.</w:t>
       </w:r>
     </w:p>
     <w:p>
@@ -767,7 +623,7 @@
           <w:i w:val="0"/>
           <w:sz w:val="22"/>
         </w:rPr>
-        <w:t>Кампания никого не ждёт, Алексей Николаевич. Три дня до голосования.</w:t>
+        <w:t>Какую памятку?</w:t>
       </w:r>
     </w:p>
     <w:p>
@@ -781,7 +637,7 @@
           <w:i w:val="0"/>
           <w:sz w:val="22"/>
         </w:rPr>
-        <w:t xml:space="preserve">Лёша: </w:t>
+        <w:t xml:space="preserve">Осипова: </w:t>
       </w:r>
       <w:r>
         <w:rPr>
@@ -790,7 +646,7 @@
           <w:i w:val="0"/>
           <w:sz w:val="22"/>
         </w:rPr>
-        <w:t>Тогда хотя бы не возвращайтесь к полной нагрузке.</w:t>
+        <w:t>С упражнениями, по картинкам. И запомните: до первого занятия руку не нагружать. Сумки не носить — вообще ничего тяжелее чашки. Спать — рукой на подушке, повыше, чтобы отёк сходил.</w:t>
       </w:r>
     </w:p>
     <w:p>
@@ -813,7 +669,7 @@
           <w:i w:val="0"/>
           <w:sz w:val="22"/>
         </w:rPr>
-        <w:t>Вчера на дебатах вы сказали всё правильно. Мне не нужно было даже подсказывать.</w:t>
+        <w:t>Ничего тяжелее чашки. А папку с документами?</w:t>
       </w:r>
     </w:p>
     <w:p>
@@ -827,7 +683,7 @@
           <w:i w:val="0"/>
           <w:sz w:val="22"/>
         </w:rPr>
-        <w:t xml:space="preserve">Лёша: </w:t>
+        <w:t xml:space="preserve">Осипова: </w:t>
       </w:r>
       <w:r>
         <w:rPr>
@@ -836,7 +692,7 @@
           <w:i w:val="0"/>
           <w:sz w:val="22"/>
         </w:rPr>
-        <w:t>Вы подсказывали мне весь месяц до этого. Просто вчера это стало заметно.</w:t>
+        <w:t>Папку тем более. Папки у вас, подозреваю, потяжелее кирпича.</w:t>
       </w:r>
     </w:p>
     <w:p>
@@ -859,7 +715,7 @@
           <w:i w:val="0"/>
           <w:sz w:val="22"/>
         </w:rPr>
-        <w:t>Ковальчук пожал вам руку после эфира. Я видела.</w:t>
+        <w:t>Смотря какое дело.</w:t>
       </w:r>
     </w:p>
     <w:p>
@@ -873,7 +729,7 @@
           <w:i w:val="0"/>
           <w:sz w:val="22"/>
         </w:rPr>
-        <w:t xml:space="preserve">Лёша: </w:t>
+        <w:t xml:space="preserve">Осипова: </w:t>
       </w:r>
       <w:r>
         <w:rPr>
@@ -882,7 +738,7 @@
           <w:i w:val="0"/>
           <w:sz w:val="22"/>
         </w:rPr>
-        <w:t>Пожал. И, кажется, искренне.</w:t>
+        <w:t>Вот и не смотрите пока ни на какое. Время занятия пришлю сообщением. Опоздаете — начну без вас.</w:t>
       </w:r>
     </w:p>
     <w:p>
@@ -905,7 +761,7 @@
           <w:i w:val="0"/>
           <w:sz w:val="22"/>
         </w:rPr>
-        <w:t>Тогда мой совет перед эфиром был лишним.</w:t>
+        <w:t>Это как — без меня?</w:t>
       </w:r>
     </w:p>
     <w:p>
@@ -919,7 +775,7 @@
           <w:i w:val="0"/>
           <w:sz w:val="22"/>
         </w:rPr>
-        <w:t xml:space="preserve">Лёша: </w:t>
+        <w:t xml:space="preserve">Осипова: </w:t>
       </w:r>
       <w:r>
         <w:rPr>
@@ -928,61 +784,13 @@
           <w:i w:val="0"/>
           <w:sz w:val="22"/>
         </w:rPr>
-        <w:t>Нет. Без него я бы, может, и не пожал её в ответ так легко.</w:t>
+        <w:t>Буду сжимать мячик за вас и ворчать. Не доводите.</w:t>
       </w:r>
     </w:p>
     <w:p>
       <w:pPr>
-        <w:keepNext/>
-        <w:spacing w:before="320" w:after="140"/>
-      </w:pPr>
-      <w:r>
-        <w:rPr>
-          <w:rFonts w:ascii="Times New Roman" w:hAnsi="Times New Roman" w:eastAsia="Malgun Gothic"/>
-          <w:b/>
-          <w:i w:val="0"/>
-          <w:color w:val="1F3864"/>
-          <w:sz w:val="26"/>
-        </w:rPr>
-        <w:t>장면 4 — 첫 재활 훈련의 어려움</w:t>
-      </w:r>
-    </w:p>
-    <w:p>
-      <w:pPr>
         <w:spacing w:before="0" w:after="110" w:line="300" w:lineRule="auto"/>
       </w:pPr>
-      <w:r>
-        <w:rPr>
-          <w:rFonts w:ascii="Times New Roman" w:hAnsi="Times New Roman" w:eastAsia="Malgun Gothic"/>
-          <w:b/>
-          <w:i w:val="0"/>
-          <w:sz w:val="22"/>
-        </w:rPr>
-        <w:t xml:space="preserve">Осипова: </w:t>
-      </w:r>
-      <w:r>
-        <w:rPr>
-          <w:rFonts w:ascii="Times New Roman" w:hAnsi="Times New Roman" w:eastAsia="Malgun Gothic"/>
-          <w:b w:val="0"/>
-          <w:i w:val="0"/>
-          <w:sz w:val="22"/>
-        </w:rPr>
-        <w:t>Попробуйте сжать пальцы. Медленно.</w:t>
-      </w:r>
-    </w:p>
-    <w:p>
-      <w:pPr>
-        <w:spacing w:before="0" w:after="110" w:line="300" w:lineRule="auto"/>
-      </w:pPr>
-      <w:r>
-        <w:rPr>
-          <w:rFonts w:ascii="Times New Roman" w:hAnsi="Times New Roman" w:eastAsia="Malgun Gothic"/>
-          <w:b/>
-          <w:i w:val="0"/>
-          <w:sz w:val="22"/>
-        </w:rPr>
-        <w:t xml:space="preserve">Ирина: </w:t>
-      </w:r>
       <w:r>
         <w:rPr>
           <w:rFonts w:ascii="Times New Roman" w:hAnsi="Times New Roman" w:eastAsia="Malgun Gothic"/>
@@ -991,16 +799,7 @@
           <w:color w:val="555555"/>
           <w:sz w:val="22"/>
         </w:rPr>
-        <w:t>(морщась от боли)</w:t>
-      </w:r>
-      <w:r>
-        <w:rPr>
-          <w:rFonts w:ascii="Times New Roman" w:hAnsi="Times New Roman" w:eastAsia="Malgun Gothic"/>
-          <w:b w:val="0"/>
-          <w:i w:val="0"/>
-          <w:sz w:val="22"/>
-        </w:rPr>
-        <w:t xml:space="preserve"> Больно.</w:t>
+        <w:t>(Аптечный киоск в холле больницы.)</w:t>
       </w:r>
     </w:p>
     <w:p>
@@ -1014,7 +813,7 @@
           <w:i w:val="0"/>
           <w:sz w:val="22"/>
         </w:rPr>
-        <w:t xml:space="preserve">Осипова: </w:t>
+        <w:t xml:space="preserve">Ирина: </w:t>
       </w:r>
       <w:r>
         <w:rPr>
@@ -1023,7 +822,214 @@
           <w:i w:val="0"/>
           <w:sz w:val="22"/>
         </w:rPr>
-        <w:t>На этом этапе это нормально. Продолжайте, сколько можете терпеть.</w:t>
+        <w:t>Добрый день. Вот рецепт, мне выписали.</w:t>
+      </w:r>
+    </w:p>
+    <w:p>
+      <w:pPr>
+        <w:spacing w:before="0" w:after="110" w:line="300" w:lineRule="auto"/>
+      </w:pPr>
+      <w:r>
+        <w:rPr>
+          <w:rFonts w:ascii="Times New Roman" w:hAnsi="Times New Roman" w:eastAsia="Malgun Gothic"/>
+          <w:b/>
+          <w:i w:val="0"/>
+          <w:sz w:val="22"/>
+        </w:rPr>
+        <w:t xml:space="preserve">Фармацевт: </w:t>
+      </w:r>
+      <w:r>
+        <w:rPr>
+          <w:rFonts w:ascii="Times New Roman" w:hAnsi="Times New Roman" w:eastAsia="Malgun Gothic"/>
+          <w:b w:val="0"/>
+          <w:i w:val="0"/>
+          <w:sz w:val="22"/>
+        </w:rPr>
+        <w:t>Так… Обезболивающее и вот это, для желудка — чтобы таблетки его не посадили. Обезболивающее есть. А второе — только аналог. Будете брать?</w:t>
+      </w:r>
+    </w:p>
+    <w:p>
+      <w:pPr>
+        <w:spacing w:before="0" w:after="110" w:line="300" w:lineRule="auto"/>
+      </w:pPr>
+      <w:r>
+        <w:rPr>
+          <w:rFonts w:ascii="Times New Roman" w:hAnsi="Times New Roman" w:eastAsia="Malgun Gothic"/>
+          <w:b/>
+          <w:i w:val="0"/>
+          <w:sz w:val="22"/>
+        </w:rPr>
+        <w:t xml:space="preserve">Ирина: </w:t>
+      </w:r>
+      <w:r>
+        <w:rPr>
+          <w:rFonts w:ascii="Times New Roman" w:hAnsi="Times New Roman" w:eastAsia="Malgun Gothic"/>
+          <w:b w:val="0"/>
+          <w:i w:val="0"/>
+          <w:sz w:val="22"/>
+        </w:rPr>
+        <w:t>А он не хуже?</w:t>
+      </w:r>
+    </w:p>
+    <w:p>
+      <w:pPr>
+        <w:spacing w:before="0" w:after="110" w:line="300" w:lineRule="auto"/>
+      </w:pPr>
+      <w:r>
+        <w:rPr>
+          <w:rFonts w:ascii="Times New Roman" w:hAnsi="Times New Roman" w:eastAsia="Malgun Gothic"/>
+          <w:b/>
+          <w:i w:val="0"/>
+          <w:sz w:val="22"/>
+        </w:rPr>
+        <w:t xml:space="preserve">Фармацевт: </w:t>
+      </w:r>
+      <w:r>
+        <w:rPr>
+          <w:rFonts w:ascii="Times New Roman" w:hAnsi="Times New Roman" w:eastAsia="Malgun Gothic"/>
+          <w:b w:val="0"/>
+          <w:i w:val="0"/>
+          <w:sz w:val="22"/>
+        </w:rPr>
+        <w:t>Состав тот же, коробочка другая, и дешевле. Переплачивать за упаковку смысла нет.</w:t>
+      </w:r>
+    </w:p>
+    <w:p>
+      <w:pPr>
+        <w:spacing w:before="0" w:after="110" w:line="300" w:lineRule="auto"/>
+      </w:pPr>
+      <w:r>
+        <w:rPr>
+          <w:rFonts w:ascii="Times New Roman" w:hAnsi="Times New Roman" w:eastAsia="Malgun Gothic"/>
+          <w:b/>
+          <w:i w:val="0"/>
+          <w:sz w:val="22"/>
+        </w:rPr>
+        <w:t xml:space="preserve">Ирина: </w:t>
+      </w:r>
+      <w:r>
+        <w:rPr>
+          <w:rFonts w:ascii="Times New Roman" w:hAnsi="Times New Roman" w:eastAsia="Malgun Gothic"/>
+          <w:b w:val="0"/>
+          <w:i w:val="0"/>
+          <w:sz w:val="22"/>
+        </w:rPr>
+        <w:t>Тогда аналог. А как их принимать?</w:t>
+      </w:r>
+    </w:p>
+    <w:p>
+      <w:pPr>
+        <w:spacing w:before="0" w:after="110" w:line="300" w:lineRule="auto"/>
+      </w:pPr>
+      <w:r>
+        <w:rPr>
+          <w:rFonts w:ascii="Times New Roman" w:hAnsi="Times New Roman" w:eastAsia="Malgun Gothic"/>
+          <w:b/>
+          <w:i w:val="0"/>
+          <w:sz w:val="22"/>
+        </w:rPr>
+        <w:t xml:space="preserve">Фармацевт: </w:t>
+      </w:r>
+      <w:r>
+        <w:rPr>
+          <w:rFonts w:ascii="Times New Roman" w:hAnsi="Times New Roman" w:eastAsia="Malgun Gothic"/>
+          <w:b w:val="0"/>
+          <w:i w:val="0"/>
+          <w:sz w:val="22"/>
+        </w:rPr>
+        <w:t>Обезболивающее — по одной, не больше трёх в сутки и только после еды. Натощак не пейте ни в коем случае. Желудочное — за полчаса до завтрака.</w:t>
+      </w:r>
+    </w:p>
+    <w:p>
+      <w:pPr>
+        <w:spacing w:before="0" w:after="110" w:line="300" w:lineRule="auto"/>
+      </w:pPr>
+      <w:r>
+        <w:rPr>
+          <w:rFonts w:ascii="Times New Roman" w:hAnsi="Times New Roman" w:eastAsia="Malgun Gothic"/>
+          <w:b/>
+          <w:i w:val="0"/>
+          <w:sz w:val="22"/>
+        </w:rPr>
+        <w:t xml:space="preserve">Ирина: </w:t>
+      </w:r>
+      <w:r>
+        <w:rPr>
+          <w:rFonts w:ascii="Times New Roman" w:hAnsi="Times New Roman" w:eastAsia="Malgun Gothic"/>
+          <w:b w:val="0"/>
+          <w:i w:val="0"/>
+          <w:sz w:val="22"/>
+        </w:rPr>
+        <w:t>После еды, до еды… Я запутаюсь.</w:t>
+      </w:r>
+    </w:p>
+    <w:p>
+      <w:pPr>
+        <w:spacing w:before="0" w:after="110" w:line="300" w:lineRule="auto"/>
+      </w:pPr>
+      <w:r>
+        <w:rPr>
+          <w:rFonts w:ascii="Times New Roman" w:hAnsi="Times New Roman" w:eastAsia="Malgun Gothic"/>
+          <w:b/>
+          <w:i w:val="0"/>
+          <w:sz w:val="22"/>
+        </w:rPr>
+        <w:t xml:space="preserve">Фармацевт: </w:t>
+      </w:r>
+      <w:r>
+        <w:rPr>
+          <w:rFonts w:ascii="Times New Roman" w:hAnsi="Times New Roman" w:eastAsia="Malgun Gothic"/>
+          <w:b w:val="0"/>
+          <w:i w:val="0"/>
+          <w:sz w:val="22"/>
+        </w:rPr>
+        <w:t>А я вам на коробочках маркером крупно подпишу: «утро», «после еды». Все так делают.</w:t>
+      </w:r>
+    </w:p>
+    <w:p>
+      <w:pPr>
+        <w:spacing w:before="0" w:after="110" w:line="300" w:lineRule="auto"/>
+      </w:pPr>
+      <w:r>
+        <w:rPr>
+          <w:rFonts w:ascii="Times New Roman" w:hAnsi="Times New Roman" w:eastAsia="Malgun Gothic"/>
+          <w:b/>
+          <w:i w:val="0"/>
+          <w:sz w:val="22"/>
+        </w:rPr>
+        <w:t xml:space="preserve">Ирина: </w:t>
+      </w:r>
+      <w:r>
+        <w:rPr>
+          <w:rFonts w:ascii="Times New Roman" w:hAnsi="Times New Roman" w:eastAsia="Malgun Gothic"/>
+          <w:b w:val="0"/>
+          <w:i w:val="0"/>
+          <w:sz w:val="22"/>
+        </w:rPr>
+        <w:t>Спасибо. Спиртное с ними, я так понимаю, нельзя?</w:t>
+      </w:r>
+    </w:p>
+    <w:p>
+      <w:pPr>
+        <w:spacing w:before="0" w:after="110" w:line="300" w:lineRule="auto"/>
+      </w:pPr>
+      <w:r>
+        <w:rPr>
+          <w:rFonts w:ascii="Times New Roman" w:hAnsi="Times New Roman" w:eastAsia="Malgun Gothic"/>
+          <w:b/>
+          <w:i w:val="0"/>
+          <w:sz w:val="22"/>
+        </w:rPr>
+        <w:t xml:space="preserve">Фармацевт: </w:t>
+      </w:r>
+      <w:r>
+        <w:rPr>
+          <w:rFonts w:ascii="Times New Roman" w:hAnsi="Times New Roman" w:eastAsia="Malgun Gothic"/>
+          <w:b w:val="0"/>
+          <w:i w:val="0"/>
+          <w:sz w:val="22"/>
+        </w:rPr>
+        <w:t>Нельзя. Даже если очень захочется за что-нибудь выпить.</w:t>
       </w:r>
     </w:p>
     <w:p>
@@ -1047,7 +1053,7 @@
           <w:color w:val="555555"/>
           <w:sz w:val="22"/>
         </w:rPr>
-        <w:t>(сквозь стиснутые зубы)</w:t>
+        <w:t>(улыбаясь)</w:t>
       </w:r>
       <w:r>
         <w:rPr>
@@ -1056,7 +1062,7 @@
           <w:i w:val="0"/>
           <w:sz w:val="22"/>
         </w:rPr>
-        <w:t xml:space="preserve"> Сколько ещё таких сеансов?</w:t>
+        <w:t xml:space="preserve"> Намёк понят.</w:t>
       </w:r>
     </w:p>
     <w:p>
@@ -1070,7 +1076,7 @@
           <w:i w:val="0"/>
           <w:sz w:val="22"/>
         </w:rPr>
-        <w:t xml:space="preserve">Осипова: </w:t>
+        <w:t xml:space="preserve">Фармацевт: </w:t>
       </w:r>
       <w:r>
         <w:rPr>
@@ -1079,7 +1085,7 @@
           <w:i w:val="0"/>
           <w:sz w:val="22"/>
         </w:rPr>
-        <w:t>Минимум двадцать. Возможно, больше — зависит от прогресса.</w:t>
+        <w:t>Вот и хорошо. Чек не выбрасывайте — на налоговый вычет пригодится. Выздоравливайте, милая.</w:t>
       </w:r>
     </w:p>
     <w:p>
@@ -1094,6 +1100,45 @@
           <w:sz w:val="22"/>
         </w:rPr>
         <w:t xml:space="preserve">Ирина: </w:t>
+      </w:r>
+      <w:r>
+        <w:rPr>
+          <w:rFonts w:ascii="Times New Roman" w:hAnsi="Times New Roman" w:eastAsia="Malgun Gothic"/>
+          <w:b w:val="0"/>
+          <w:i w:val="0"/>
+          <w:sz w:val="22"/>
+        </w:rPr>
+        <w:t>Спасибо. Постараюсь.</w:t>
+      </w:r>
+    </w:p>
+    <w:p>
+      <w:pPr>
+        <w:keepNext/>
+        <w:spacing w:before="320" w:after="140"/>
+      </w:pPr>
+      <w:r>
+        <w:rPr>
+          <w:rFonts w:ascii="Times New Roman" w:hAnsi="Times New Roman" w:eastAsia="Malgun Gothic"/>
+          <w:b/>
+          <w:i w:val="0"/>
+          <w:color w:val="1F3864"/>
+          <w:sz w:val="26"/>
+        </w:rPr>
+        <w:t>장면 3 — 카탸와의 재회</w:t>
+      </w:r>
+    </w:p>
+    <w:p>
+      <w:pPr>
+        <w:spacing w:before="0" w:after="110" w:line="300" w:lineRule="auto"/>
+      </w:pPr>
+      <w:r>
+        <w:rPr>
+          <w:rFonts w:ascii="Times New Roman" w:hAnsi="Times New Roman" w:eastAsia="Malgun Gothic"/>
+          <w:b/>
+          <w:i w:val="0"/>
+          <w:sz w:val="22"/>
+        </w:rPr>
+        <w:t xml:space="preserve">Катя: </w:t>
       </w:r>
       <w:r>
         <w:rPr>
@@ -1103,7 +1148,7 @@
           <w:color w:val="555555"/>
           <w:sz w:val="22"/>
         </w:rPr>
-        <w:t>(себе, тихо)</w:t>
+        <w:t>(встречая у выхода из больницы)</w:t>
       </w:r>
       <w:r>
         <w:rPr>
@@ -1112,7 +1157,7 @@
           <w:i w:val="0"/>
           <w:sz w:val="22"/>
         </w:rPr>
-        <w:t xml:space="preserve"> Изольда Тимофеевна прошла бы через это, даже не поморщившись.</w:t>
+        <w:t xml:space="preserve"> Как вы?</w:t>
       </w:r>
     </w:p>
     <w:p>
@@ -1126,7 +1171,7 @@
           <w:i w:val="0"/>
           <w:sz w:val="22"/>
         </w:rPr>
-        <w:t xml:space="preserve">Осипова: </w:t>
+        <w:t xml:space="preserve">Ирина: </w:t>
       </w:r>
       <w:r>
         <w:rPr>
@@ -1135,7 +1180,7 @@
           <w:i w:val="0"/>
           <w:sz w:val="22"/>
         </w:rPr>
-        <w:t>Морщатся все, Ирина Олеговна. Даже самые сильные.</w:t>
+        <w:t>Рука в гипсе, голова полна мыслей, которые не знаю, куда деть.</w:t>
       </w:r>
     </w:p>
     <w:p>
@@ -1149,7 +1194,7 @@
           <w:i w:val="0"/>
           <w:sz w:val="22"/>
         </w:rPr>
-        <w:t xml:space="preserve">Ирина: </w:t>
+        <w:t xml:space="preserve">Катя: </w:t>
       </w:r>
       <w:r>
         <w:rPr>
@@ -1158,7 +1203,7 @@
           <w:i w:val="0"/>
           <w:sz w:val="22"/>
         </w:rPr>
-        <w:t>А что делают самые сильные, когда морщатся?</w:t>
+        <w:t>Каких мыслей?</w:t>
       </w:r>
     </w:p>
     <w:p>
@@ -1172,7 +1217,7 @@
           <w:i w:val="0"/>
           <w:sz w:val="22"/>
         </w:rPr>
-        <w:t xml:space="preserve">Осипова: </w:t>
+        <w:t xml:space="preserve">Ирина: </w:t>
       </w:r>
       <w:r>
         <w:rPr>
@@ -1181,7 +1226,7 @@
           <w:i w:val="0"/>
           <w:sz w:val="22"/>
         </w:rPr>
-        <w:t>Обычно ругаются. Громко. Разрешаю.</w:t>
+        <w:t>О том, что я стояла на метр дальше от взрыва, чем она. Метр. Такая тонкая грань между жизнью и смертью.</w:t>
       </w:r>
     </w:p>
     <w:p>
@@ -1195,7 +1240,85 @@
           <w:i w:val="0"/>
           <w:sz w:val="22"/>
         </w:rPr>
+        <w:t xml:space="preserve">Катя: </w:t>
+      </w:r>
+      <w:r>
+        <w:rPr>
+          <w:rFonts w:ascii="Times New Roman" w:hAnsi="Times New Roman" w:eastAsia="Malgun Gothic"/>
+          <w:b w:val="0"/>
+          <w:i w:val="0"/>
+          <w:sz w:val="22"/>
+        </w:rPr>
+        <w:t>Не думайте так, Ирина.</w:t>
+      </w:r>
+    </w:p>
+    <w:p>
+      <w:pPr>
+        <w:spacing w:before="0" w:after="110" w:line="300" w:lineRule="auto"/>
+      </w:pPr>
+      <w:r>
+        <w:rPr>
+          <w:rFonts w:ascii="Times New Roman" w:hAnsi="Times New Roman" w:eastAsia="Malgun Gothic"/>
+          <w:b/>
+          <w:i w:val="0"/>
+          <w:sz w:val="22"/>
+        </w:rPr>
         <w:t xml:space="preserve">Ирина: </w:t>
+      </w:r>
+      <w:r>
+        <w:rPr>
+          <w:rFonts w:ascii="Times New Roman" w:hAnsi="Times New Roman" w:eastAsia="Malgun Gothic"/>
+          <w:b w:val="0"/>
+          <w:i w:val="0"/>
+          <w:sz w:val="22"/>
+        </w:rPr>
+        <w:t>Пытаюсь. Не всегда получается.</w:t>
+      </w:r>
+    </w:p>
+    <w:p>
+      <w:pPr>
+        <w:spacing w:before="0" w:after="110" w:line="300" w:lineRule="auto"/>
+      </w:pPr>
+      <w:r>
+        <w:rPr>
+          <w:rFonts w:ascii="Times New Roman" w:hAnsi="Times New Roman" w:eastAsia="Malgun Gothic"/>
+          <w:b/>
+          <w:i w:val="0"/>
+          <w:sz w:val="22"/>
+        </w:rPr>
+        <w:t xml:space="preserve">Катя: </w:t>
+      </w:r>
+      <w:r>
+        <w:rPr>
+          <w:rFonts w:ascii="Times New Roman" w:hAnsi="Times New Roman" w:eastAsia="Malgun Gothic"/>
+          <w:b w:val="0"/>
+          <w:i w:val="0"/>
+          <w:sz w:val="22"/>
+        </w:rPr>
+        <w:t>Тогда думайте вслух. При мне. Это хотя бы не так одиноко.</w:t>
+      </w:r>
+    </w:p>
+    <w:p>
+      <w:pPr>
+        <w:spacing w:before="0" w:after="110" w:line="300" w:lineRule="auto"/>
+      </w:pPr>
+      <w:r>
+        <w:rPr>
+          <w:rFonts w:ascii="Times New Roman" w:hAnsi="Times New Roman" w:eastAsia="Malgun Gothic"/>
+          <w:b/>
+          <w:i w:val="0"/>
+          <w:sz w:val="22"/>
+        </w:rPr>
+        <w:t xml:space="preserve">Ирина: </w:t>
+      </w:r>
+      <w:r>
+        <w:rPr>
+          <w:rFonts w:ascii="Times New Roman" w:hAnsi="Times New Roman" w:eastAsia="Malgun Gothic"/>
+          <w:b w:val="0"/>
+          <w:i w:val="0"/>
+          <w:sz w:val="22"/>
+        </w:rPr>
+        <w:t xml:space="preserve">Спасибо, Екатерина Ивановна. </w:t>
       </w:r>
       <w:r>
         <w:rPr>
@@ -1205,7 +1328,7 @@
           <w:color w:val="555555"/>
           <w:sz w:val="22"/>
         </w:rPr>
-        <w:t>(сквозь смех и боль)</w:t>
+        <w:t>(пауза)</w:t>
       </w:r>
       <w:r>
         <w:rPr>
@@ -1214,7 +1337,7 @@
           <w:i w:val="0"/>
           <w:sz w:val="22"/>
         </w:rPr>
-        <w:t xml:space="preserve"> Я юрист. Я ругаюсь только статьями кодекса.</w:t>
+        <w:t xml:space="preserve"> А вы как? Вы ведь тоже всё это видели — трансляцию, больницу.</w:t>
       </w:r>
     </w:p>
     <w:p>
@@ -1228,7 +1351,7 @@
           <w:i w:val="0"/>
           <w:sz w:val="22"/>
         </w:rPr>
-        <w:t xml:space="preserve">Осипова: </w:t>
+        <w:t xml:space="preserve">Катя: </w:t>
       </w:r>
       <w:r>
         <w:rPr>
@@ -1237,23 +1360,53 @@
           <w:i w:val="0"/>
           <w:sz w:val="22"/>
         </w:rPr>
-        <w:t>Тогда цитируйте кодекс. Ещё десять раз, Ирина Олеговна.</w:t>
+        <w:t>Видела. Работаю. Когда составляешь расписание, некогда слушать, что у тебя в голове. Очень рекомендую.</w:t>
       </w:r>
     </w:p>
     <w:p>
       <w:pPr>
-        <w:keepNext/>
-        <w:spacing w:before="320" w:after="140"/>
+        <w:spacing w:before="0" w:after="110" w:line="300" w:lineRule="auto"/>
       </w:pPr>
       <w:r>
         <w:rPr>
           <w:rFonts w:ascii="Times New Roman" w:hAnsi="Times New Roman" w:eastAsia="Malgun Gothic"/>
           <w:b/>
           <w:i w:val="0"/>
-          <w:color w:val="1F3864"/>
-          <w:sz w:val="26"/>
-        </w:rPr>
-        <w:t>장면 5 — 두려움과의 대면</w:t>
+          <w:sz w:val="22"/>
+        </w:rPr>
+        <w:t xml:space="preserve">Ирина: </w:t>
+      </w:r>
+      <w:r>
+        <w:rPr>
+          <w:rFonts w:ascii="Times New Roman" w:hAnsi="Times New Roman" w:eastAsia="Malgun Gothic"/>
+          <w:b w:val="0"/>
+          <w:i w:val="0"/>
+          <w:sz w:val="22"/>
+        </w:rPr>
+        <w:t>Это не лечение, а побег.</w:t>
+      </w:r>
+    </w:p>
+    <w:p>
+      <w:pPr>
+        <w:spacing w:before="0" w:after="110" w:line="300" w:lineRule="auto"/>
+      </w:pPr>
+      <w:r>
+        <w:rPr>
+          <w:rFonts w:ascii="Times New Roman" w:hAnsi="Times New Roman" w:eastAsia="Malgun Gothic"/>
+          <w:b/>
+          <w:i w:val="0"/>
+          <w:sz w:val="22"/>
+        </w:rPr>
+        <w:t xml:space="preserve">Катя: </w:t>
+      </w:r>
+      <w:r>
+        <w:rPr>
+          <w:rFonts w:ascii="Times New Roman" w:hAnsi="Times New Roman" w:eastAsia="Malgun Gothic"/>
+          <w:b w:val="0"/>
+          <w:i w:val="0"/>
+          <w:sz w:val="22"/>
+        </w:rPr>
+        <w:t>Знаю. Но побег с расписанием — это хотя бы организованный побег.</w:t>
       </w:r>
     </w:p>
     <w:p>
@@ -1277,7 +1430,7 @@
           <w:color w:val="555555"/>
           <w:sz w:val="22"/>
         </w:rPr>
-        <w:t>(одна, ночью, не может уснуть; себе)</w:t>
+        <w:t>(слабо улыбаясь)</w:t>
       </w:r>
       <w:r>
         <w:rPr>
@@ -1286,13 +1439,130 @@
           <w:i w:val="0"/>
           <w:sz w:val="22"/>
         </w:rPr>
-        <w:t xml:space="preserve"> Каждый раз закрываю глаза — и слышу тот звук.</w:t>
+        <w:t xml:space="preserve"> Вот теперь узнаю вас.</w:t>
       </w:r>
     </w:p>
     <w:p>
       <w:pPr>
         <w:spacing w:before="0" w:after="110" w:line="300" w:lineRule="auto"/>
       </w:pPr>
+      <w:r>
+        <w:rPr>
+          <w:rFonts w:ascii="Times New Roman" w:hAnsi="Times New Roman" w:eastAsia="Malgun Gothic"/>
+          <w:b/>
+          <w:i w:val="0"/>
+          <w:sz w:val="22"/>
+        </w:rPr>
+        <w:t xml:space="preserve">Катя: </w:t>
+      </w:r>
+      <w:r>
+        <w:rPr>
+          <w:rFonts w:ascii="Times New Roman" w:hAnsi="Times New Roman" w:eastAsia="Malgun Gothic"/>
+          <w:b w:val="0"/>
+          <w:i w:val="0"/>
+          <w:sz w:val="22"/>
+        </w:rPr>
+        <w:t>А я — вас. Значит, обе ещё в строю.</w:t>
+      </w:r>
+    </w:p>
+    <w:p>
+      <w:pPr>
+        <w:keepNext/>
+        <w:spacing w:before="320" w:after="140"/>
+      </w:pPr>
+      <w:r>
+        <w:rPr>
+          <w:rFonts w:ascii="Times New Roman" w:hAnsi="Times New Roman" w:eastAsia="Malgun Gothic"/>
+          <w:b/>
+          <w:i w:val="0"/>
+          <w:color w:val="1F3864"/>
+          <w:sz w:val="26"/>
+        </w:rPr>
+        <w:t>장면 4 — 료샤와의 만남</w:t>
+      </w:r>
+    </w:p>
+    <w:p>
+      <w:pPr>
+        <w:spacing w:before="0" w:after="110" w:line="300" w:lineRule="auto"/>
+      </w:pPr>
+      <w:r>
+        <w:rPr>
+          <w:rFonts w:ascii="Times New Roman" w:hAnsi="Times New Roman" w:eastAsia="Malgun Gothic"/>
+          <w:b/>
+          <w:i w:val="0"/>
+          <w:sz w:val="22"/>
+        </w:rPr>
+        <w:t xml:space="preserve">Лёша: </w:t>
+      </w:r>
+      <w:r>
+        <w:rPr>
+          <w:rFonts w:ascii="Times New Roman" w:hAnsi="Times New Roman" w:eastAsia="Malgun Gothic"/>
+          <w:b w:val="0"/>
+          <w:i w:val="0"/>
+          <w:sz w:val="22"/>
+        </w:rPr>
+        <w:t>Ирина. Наконец-то вижу вас не через экран.</w:t>
+      </w:r>
+    </w:p>
+    <w:p>
+      <w:pPr>
+        <w:spacing w:before="0" w:after="110" w:line="300" w:lineRule="auto"/>
+      </w:pPr>
+      <w:r>
+        <w:rPr>
+          <w:rFonts w:ascii="Times New Roman" w:hAnsi="Times New Roman" w:eastAsia="Malgun Gothic"/>
+          <w:b/>
+          <w:i w:val="0"/>
+          <w:sz w:val="22"/>
+        </w:rPr>
+        <w:t xml:space="preserve">Ирина: </w:t>
+      </w:r>
+      <w:r>
+        <w:rPr>
+          <w:rFonts w:ascii="Times New Roman" w:hAnsi="Times New Roman" w:eastAsia="Malgun Gothic"/>
+          <w:b w:val="0"/>
+          <w:i w:val="0"/>
+          <w:sz w:val="22"/>
+        </w:rPr>
+        <w:t>Алексей Николаевич. Выгляжу, наверное, не лучшим образом.</w:t>
+      </w:r>
+    </w:p>
+    <w:p>
+      <w:pPr>
+        <w:spacing w:before="0" w:after="110" w:line="300" w:lineRule="auto"/>
+      </w:pPr>
+      <w:r>
+        <w:rPr>
+          <w:rFonts w:ascii="Times New Roman" w:hAnsi="Times New Roman" w:eastAsia="Malgun Gothic"/>
+          <w:b/>
+          <w:i w:val="0"/>
+          <w:sz w:val="22"/>
+        </w:rPr>
+        <w:t xml:space="preserve">Лёша: </w:t>
+      </w:r>
+      <w:r>
+        <w:rPr>
+          <w:rFonts w:ascii="Times New Roman" w:hAnsi="Times New Roman" w:eastAsia="Malgun Gothic"/>
+          <w:b w:val="0"/>
+          <w:i w:val="0"/>
+          <w:sz w:val="22"/>
+        </w:rPr>
+        <w:t>Вы выглядите живой. После той недели этого более чем достаточно.</w:t>
+      </w:r>
+    </w:p>
+    <w:p>
+      <w:pPr>
+        <w:spacing w:before="0" w:after="110" w:line="300" w:lineRule="auto"/>
+      </w:pPr>
+      <w:r>
+        <w:rPr>
+          <w:rFonts w:ascii="Times New Roman" w:hAnsi="Times New Roman" w:eastAsia="Malgun Gothic"/>
+          <w:b/>
+          <w:i w:val="0"/>
+          <w:sz w:val="22"/>
+        </w:rPr>
+        <w:t xml:space="preserve">Ирина: </w:t>
+      </w:r>
       <w:r>
         <w:rPr>
           <w:rFonts w:ascii="Times New Roman" w:hAnsi="Times New Roman" w:eastAsia="Malgun Gothic"/>
@@ -1301,7 +1571,16 @@
           <w:color w:val="555555"/>
           <w:sz w:val="22"/>
         </w:rPr>
-        <w:t>(звонит телефон — Настя)</w:t>
+        <w:t>(слабая улыбка)</w:t>
+      </w:r>
+      <w:r>
+        <w:rPr>
+          <w:rFonts w:ascii="Times New Roman" w:hAnsi="Times New Roman" w:eastAsia="Malgun Gothic"/>
+          <w:b w:val="0"/>
+          <w:i w:val="0"/>
+          <w:sz w:val="22"/>
+        </w:rPr>
+        <w:t xml:space="preserve"> Справедливо.</w:t>
       </w:r>
     </w:p>
     <w:p>
@@ -1315,7 +1594,7 @@
           <w:i w:val="0"/>
           <w:sz w:val="22"/>
         </w:rPr>
-        <w:t xml:space="preserve">Настя: </w:t>
+        <w:t xml:space="preserve">Лёша: </w:t>
       </w:r>
       <w:r>
         <w:rPr>
@@ -1324,7 +1603,7 @@
           <w:i w:val="0"/>
           <w:sz w:val="22"/>
         </w:rPr>
-        <w:t>Не спится?</w:t>
+        <w:t>Не торопитесь возвращаться к работе. Кампания подождёт.</w:t>
       </w:r>
     </w:p>
     <w:p>
@@ -1347,7 +1626,7 @@
           <w:i w:val="0"/>
           <w:sz w:val="22"/>
         </w:rPr>
-        <w:t>Как вы узнали?</w:t>
+        <w:t>Кампания никого не ждёт, Алексей Николаевич. Три дня до голосования.</w:t>
       </w:r>
     </w:p>
     <w:p>
@@ -1361,7 +1640,7 @@
           <w:i w:val="0"/>
           <w:sz w:val="22"/>
         </w:rPr>
-        <w:t xml:space="preserve">Настя: </w:t>
+        <w:t xml:space="preserve">Лёша: </w:t>
       </w:r>
       <w:r>
         <w:rPr>
@@ -1370,7 +1649,7 @@
           <w:i w:val="0"/>
           <w:sz w:val="22"/>
         </w:rPr>
-        <w:t>Три часа ночи. Кому сейчас спится после такого?</w:t>
+        <w:t>Тогда хотя бы не возвращайтесь к полной нагрузке.</w:t>
       </w:r>
     </w:p>
     <w:p>
@@ -1393,7 +1672,7 @@
           <w:i w:val="0"/>
           <w:sz w:val="22"/>
         </w:rPr>
-        <w:t>Я боюсь выходить на сцену. Первый раз в жизни боюсь толпы.</w:t>
+        <w:t>Вчера на дебатах вы сказали всё правильно. Мне не нужно было даже подсказывать.</w:t>
       </w:r>
     </w:p>
     <w:p>
@@ -1407,7 +1686,7 @@
           <w:i w:val="0"/>
           <w:sz w:val="22"/>
         </w:rPr>
-        <w:t xml:space="preserve">Настя: </w:t>
+        <w:t xml:space="preserve">Лёша: </w:t>
       </w:r>
       <w:r>
         <w:rPr>
@@ -1416,7 +1695,7 @@
           <w:i w:val="0"/>
           <w:sz w:val="22"/>
         </w:rPr>
-        <w:t>Это не слабость, Ирина. Это шрам. Шрамы не исчезают — с ними просто учишься жить.</w:t>
+        <w:t>Вы подсказывали мне весь месяц до этого. Просто вчера это стало заметно.</w:t>
       </w:r>
     </w:p>
     <w:p>
@@ -1439,7 +1718,7 @@
           <w:i w:val="0"/>
           <w:sz w:val="22"/>
         </w:rPr>
-        <w:t>Как вы научились?</w:t>
+        <w:t>Ковальчук пожал вам руку после эфира. Я видела.</w:t>
       </w:r>
     </w:p>
     <w:p>
@@ -1453,7 +1732,7 @@
           <w:i w:val="0"/>
           <w:sz w:val="22"/>
         </w:rPr>
-        <w:t xml:space="preserve">Настя: </w:t>
+        <w:t xml:space="preserve">Лёша: </w:t>
       </w:r>
       <w:r>
         <w:rPr>
@@ -1462,7 +1741,7 @@
           <w:i w:val="0"/>
           <w:sz w:val="22"/>
         </w:rPr>
-        <w:t>Я не проходила через то, через что прошли вы. Но знаю: Кирилл каждый раз, когда мы берёмся за опасное дело, тоже боится. Просто не показывает.</w:t>
+        <w:t>Пожал. И, кажется, искренне.</w:t>
       </w:r>
     </w:p>
     <w:p>
@@ -1485,7 +1764,7 @@
           <w:i w:val="0"/>
           <w:sz w:val="22"/>
         </w:rPr>
-        <w:t>А вы?</w:t>
+        <w:t>Тогда мой совет перед эфиром был лишним.</w:t>
       </w:r>
     </w:p>
     <w:p>
@@ -1499,7 +1778,7 @@
           <w:i w:val="0"/>
           <w:sz w:val="22"/>
         </w:rPr>
-        <w:t xml:space="preserve">Настя: </w:t>
+        <w:t xml:space="preserve">Лёша: </w:t>
       </w:r>
       <w:r>
         <w:rPr>
@@ -1508,7 +1787,46 @@
           <w:i w:val="0"/>
           <w:sz w:val="22"/>
         </w:rPr>
-        <w:t>А я показываю. Кто-то в семье должен.</w:t>
+        <w:t>Нет. Без него я бы, может, и не пожал её в ответ так легко.</w:t>
+      </w:r>
+    </w:p>
+    <w:p>
+      <w:pPr>
+        <w:keepNext/>
+        <w:spacing w:before="320" w:after="140"/>
+      </w:pPr>
+      <w:r>
+        <w:rPr>
+          <w:rFonts w:ascii="Times New Roman" w:hAnsi="Times New Roman" w:eastAsia="Malgun Gothic"/>
+          <w:b/>
+          <w:i w:val="0"/>
+          <w:color w:val="1F3864"/>
+          <w:sz w:val="26"/>
+        </w:rPr>
+        <w:t>장면 5 — 첫 재활 훈련의 어려움</w:t>
+      </w:r>
+    </w:p>
+    <w:p>
+      <w:pPr>
+        <w:spacing w:before="0" w:after="110" w:line="300" w:lineRule="auto"/>
+      </w:pPr>
+      <w:r>
+        <w:rPr>
+          <w:rFonts w:ascii="Times New Roman" w:hAnsi="Times New Roman" w:eastAsia="Malgun Gothic"/>
+          <w:b/>
+          <w:i w:val="0"/>
+          <w:sz w:val="22"/>
+        </w:rPr>
+        <w:t xml:space="preserve">Осипова: </w:t>
+      </w:r>
+      <w:r>
+        <w:rPr>
+          <w:rFonts w:ascii="Times New Roman" w:hAnsi="Times New Roman" w:eastAsia="Malgun Gothic"/>
+          <w:b w:val="0"/>
+          <w:i w:val="0"/>
+          <w:sz w:val="22"/>
+        </w:rPr>
+        <w:t>Попробуйте сжать пальцы. Медленно.</w:t>
       </w:r>
     </w:p>
     <w:p>
@@ -1532,7 +1850,7 @@
           <w:color w:val="555555"/>
           <w:sz w:val="22"/>
         </w:rPr>
-        <w:t>(сквозь слёзы, улыбаясь)</w:t>
+        <w:t>(морщась от боли)</w:t>
       </w:r>
       <w:r>
         <w:rPr>
@@ -1541,7 +1859,7 @@
           <w:i w:val="0"/>
           <w:sz w:val="22"/>
         </w:rPr>
-        <w:t xml:space="preserve"> Спасибо, Анастасия Дмитриевна. Кажется, теперь я смогу уснуть.</w:t>
+        <w:t xml:space="preserve"> Больно.</w:t>
       </w:r>
     </w:p>
     <w:p>
@@ -1555,7 +1873,7 @@
           <w:i w:val="0"/>
           <w:sz w:val="22"/>
         </w:rPr>
-        <w:t xml:space="preserve">Настя: </w:t>
+        <w:t xml:space="preserve">Осипова: </w:t>
       </w:r>
       <w:r>
         <w:rPr>
@@ -1564,260 +1882,21 @@
           <w:i w:val="0"/>
           <w:sz w:val="22"/>
         </w:rPr>
-        <w:t>Не обещайте. Просто положите телефон рядом. Я всё равно не сплю до пяти.</w:t>
+        <w:t>На этом этапе это нормально. Продолжайте, сколько можете терпеть.</w:t>
       </w:r>
     </w:p>
     <w:p>
       <w:pPr>
-        <w:keepNext/>
-        <w:spacing w:before="320" w:after="140"/>
+        <w:spacing w:before="0" w:after="110" w:line="300" w:lineRule="auto"/>
       </w:pPr>
       <w:r>
         <w:rPr>
           <w:rFonts w:ascii="Times New Roman" w:hAnsi="Times New Roman" w:eastAsia="Malgun Gothic"/>
           <w:b/>
           <w:i w:val="0"/>
-          <w:color w:val="1F3864"/>
-          <w:sz w:val="26"/>
-        </w:rPr>
-        <w:t>장면 6 — 키릴과의 대화</w:t>
-      </w:r>
-    </w:p>
-    <w:p>
-      <w:pPr>
-        <w:spacing w:before="0" w:after="110" w:line="300" w:lineRule="auto"/>
-      </w:pPr>
-      <w:r>
-        <w:rPr>
-          <w:rFonts w:ascii="Times New Roman" w:hAnsi="Times New Roman" w:eastAsia="Malgun Gothic"/>
-          <w:b/>
-          <w:i w:val="0"/>
-          <w:sz w:val="22"/>
-        </w:rPr>
-        <w:t xml:space="preserve">Кирилл: </w:t>
-      </w:r>
-      <w:r>
-        <w:rPr>
-          <w:rFonts w:ascii="Times New Roman" w:hAnsi="Times New Roman" w:eastAsia="Malgun Gothic"/>
-          <w:b w:val="0"/>
-          <w:i w:val="0"/>
-          <w:sz w:val="22"/>
-        </w:rPr>
-        <w:t>Ирина Олеговна, у меня, возможно, неуместный вопрос.</w:t>
-      </w:r>
-    </w:p>
-    <w:p>
-      <w:pPr>
-        <w:spacing w:before="0" w:after="110" w:line="300" w:lineRule="auto"/>
-      </w:pPr>
-      <w:r>
-        <w:rPr>
-          <w:rFonts w:ascii="Times New Roman" w:hAnsi="Times New Roman" w:eastAsia="Malgun Gothic"/>
-          <w:b/>
-          <w:i w:val="0"/>
           <w:sz w:val="22"/>
         </w:rPr>
         <w:t xml:space="preserve">Ирина: </w:t>
-      </w:r>
-      <w:r>
-        <w:rPr>
-          <w:rFonts w:ascii="Times New Roman" w:hAnsi="Times New Roman" w:eastAsia="Malgun Gothic"/>
-          <w:b w:val="0"/>
-          <w:i w:val="0"/>
-          <w:sz w:val="22"/>
-        </w:rPr>
-        <w:t>Задавайте.</w:t>
-      </w:r>
-    </w:p>
-    <w:p>
-      <w:pPr>
-        <w:spacing w:before="0" w:after="110" w:line="300" w:lineRule="auto"/>
-      </w:pPr>
-      <w:r>
-        <w:rPr>
-          <w:rFonts w:ascii="Times New Roman" w:hAnsi="Times New Roman" w:eastAsia="Malgun Gothic"/>
-          <w:b/>
-          <w:i w:val="0"/>
-          <w:sz w:val="22"/>
-        </w:rPr>
-        <w:t xml:space="preserve">Кирилл: </w:t>
-      </w:r>
-      <w:r>
-        <w:rPr>
-          <w:rFonts w:ascii="Times New Roman" w:hAnsi="Times New Roman" w:eastAsia="Malgun Gothic"/>
-          <w:b w:val="0"/>
-          <w:i w:val="0"/>
-          <w:sz w:val="22"/>
-        </w:rPr>
-        <w:t>Вы уже решили — вернётесь к публичным выступлениям или какое-то время поработаете за кулисами?</w:t>
-      </w:r>
-    </w:p>
-    <w:p>
-      <w:pPr>
-        <w:spacing w:before="0" w:after="110" w:line="300" w:lineRule="auto"/>
-      </w:pPr>
-      <w:r>
-        <w:rPr>
-          <w:rFonts w:ascii="Times New Roman" w:hAnsi="Times New Roman" w:eastAsia="Malgun Gothic"/>
-          <w:b/>
-          <w:i w:val="0"/>
-          <w:sz w:val="22"/>
-        </w:rPr>
-        <w:t xml:space="preserve">Ирина: </w:t>
-      </w:r>
-      <w:r>
-        <w:rPr>
-          <w:rFonts w:ascii="Times New Roman" w:hAnsi="Times New Roman" w:eastAsia="Malgun Gothic"/>
-          <w:b w:val="0"/>
-          <w:i w:val="0"/>
-          <w:sz w:val="22"/>
-        </w:rPr>
-        <w:t>Ещё не решила. Часть меня хочет спрятаться — чем дольше, тем лучше.</w:t>
-      </w:r>
-    </w:p>
-    <w:p>
-      <w:pPr>
-        <w:spacing w:before="0" w:after="110" w:line="300" w:lineRule="auto"/>
-      </w:pPr>
-      <w:r>
-        <w:rPr>
-          <w:rFonts w:ascii="Times New Roman" w:hAnsi="Times New Roman" w:eastAsia="Malgun Gothic"/>
-          <w:b/>
-          <w:i w:val="0"/>
-          <w:sz w:val="22"/>
-        </w:rPr>
-        <w:t xml:space="preserve">Кирилл: </w:t>
-      </w:r>
-      <w:r>
-        <w:rPr>
-          <w:rFonts w:ascii="Times New Roman" w:hAnsi="Times New Roman" w:eastAsia="Malgun Gothic"/>
-          <w:b w:val="0"/>
-          <w:i w:val="0"/>
-          <w:sz w:val="22"/>
-        </w:rPr>
-        <w:t>А другая часть?</w:t>
-      </w:r>
-    </w:p>
-    <w:p>
-      <w:pPr>
-        <w:spacing w:before="0" w:after="110" w:line="300" w:lineRule="auto"/>
-      </w:pPr>
-      <w:r>
-        <w:rPr>
-          <w:rFonts w:ascii="Times New Roman" w:hAnsi="Times New Roman" w:eastAsia="Malgun Gothic"/>
-          <w:b/>
-          <w:i w:val="0"/>
-          <w:sz w:val="22"/>
-        </w:rPr>
-        <w:t xml:space="preserve">Ирина: </w:t>
-      </w:r>
-      <w:r>
-        <w:rPr>
-          <w:rFonts w:ascii="Times New Roman" w:hAnsi="Times New Roman" w:eastAsia="Malgun Gothic"/>
-          <w:b w:val="0"/>
-          <w:i w:val="0"/>
-          <w:sz w:val="22"/>
-        </w:rPr>
-        <w:t>Другая помнит, зачем я вообще вышла на ту сцену в Казани. И знает: если я спрячусь сейчас — они выиграют. Кто бы ни устроил тот взрыв.</w:t>
-      </w:r>
-    </w:p>
-    <w:p>
-      <w:pPr>
-        <w:spacing w:before="0" w:after="110" w:line="300" w:lineRule="auto"/>
-      </w:pPr>
-      <w:r>
-        <w:rPr>
-          <w:rFonts w:ascii="Times New Roman" w:hAnsi="Times New Roman" w:eastAsia="Malgun Gothic"/>
-          <w:b/>
-          <w:i w:val="0"/>
-          <w:sz w:val="22"/>
-        </w:rPr>
-        <w:t xml:space="preserve">Кирилл: </w:t>
-      </w:r>
-      <w:r>
-        <w:rPr>
-          <w:rFonts w:ascii="Times New Roman" w:hAnsi="Times New Roman" w:eastAsia="Malgun Gothic"/>
-          <w:b w:val="0"/>
-          <w:i w:val="0"/>
-          <w:sz w:val="22"/>
-        </w:rPr>
-        <w:t>Сильные слова.</w:t>
-      </w:r>
-    </w:p>
-    <w:p>
-      <w:pPr>
-        <w:spacing w:before="0" w:after="110" w:line="300" w:lineRule="auto"/>
-      </w:pPr>
-      <w:r>
-        <w:rPr>
-          <w:rFonts w:ascii="Times New Roman" w:hAnsi="Times New Roman" w:eastAsia="Malgun Gothic"/>
-          <w:b/>
-          <w:i w:val="0"/>
-          <w:sz w:val="22"/>
-        </w:rPr>
-        <w:t xml:space="preserve">Ирина: </w:t>
-      </w:r>
-      <w:r>
-        <w:rPr>
-          <w:rFonts w:ascii="Times New Roman" w:hAnsi="Times New Roman" w:eastAsia="Malgun Gothic"/>
-          <w:b w:val="0"/>
-          <w:i w:val="0"/>
-          <w:sz w:val="22"/>
-        </w:rPr>
-        <w:t>Хотела бы я чувствовать себя такой же сильной внутри.</w:t>
-      </w:r>
-    </w:p>
-    <w:p>
-      <w:pPr>
-        <w:spacing w:before="0" w:after="110" w:line="300" w:lineRule="auto"/>
-      </w:pPr>
-      <w:r>
-        <w:rPr>
-          <w:rFonts w:ascii="Times New Roman" w:hAnsi="Times New Roman" w:eastAsia="Malgun Gothic"/>
-          <w:b/>
-          <w:i w:val="0"/>
-          <w:sz w:val="22"/>
-        </w:rPr>
-        <w:t xml:space="preserve">Кирилл: </w:t>
-      </w:r>
-      <w:r>
-        <w:rPr>
-          <w:rFonts w:ascii="Times New Roman" w:hAnsi="Times New Roman" w:eastAsia="Malgun Gothic"/>
-          <w:b w:val="0"/>
-          <w:i w:val="0"/>
-          <w:sz w:val="22"/>
-        </w:rPr>
-        <w:t>Изольда Тимофеевна сказала бы, что сила внутри — это миф для глянцевых журналов. Есть только то, что человек делает.</w:t>
-      </w:r>
-    </w:p>
-    <w:p>
-      <w:pPr>
-        <w:keepNext/>
-        <w:spacing w:before="320" w:after="140"/>
-      </w:pPr>
-      <w:r>
-        <w:rPr>
-          <w:rFonts w:ascii="Times New Roman" w:hAnsi="Times New Roman" w:eastAsia="Malgun Gothic"/>
-          <w:b/>
-          <w:i w:val="0"/>
-          <w:color w:val="1F3864"/>
-          <w:sz w:val="26"/>
-        </w:rPr>
-        <w:t>장면 7 — 안나와의 대화</w:t>
-      </w:r>
-    </w:p>
-    <w:p>
-      <w:pPr>
-        <w:spacing w:before="0" w:after="110" w:line="300" w:lineRule="auto"/>
-      </w:pPr>
-      <w:r>
-        <w:rPr>
-          <w:rFonts w:ascii="Times New Roman" w:hAnsi="Times New Roman" w:eastAsia="Malgun Gothic"/>
-          <w:b/>
-          <w:i w:val="0"/>
-          <w:sz w:val="22"/>
-        </w:rPr>
-        <w:t xml:space="preserve">Анна: </w:t>
       </w:r>
       <w:r>
         <w:rPr>
@@ -1827,7 +1906,7 @@
           <w:color w:val="555555"/>
           <w:sz w:val="22"/>
         </w:rPr>
-        <w:t>(навещая Ирину)</w:t>
+        <w:t>(сквозь стиснутые зубы)</w:t>
       </w:r>
       <w:r>
         <w:rPr>
@@ -1836,7 +1915,7 @@
           <w:i w:val="0"/>
           <w:sz w:val="22"/>
         </w:rPr>
-        <w:t xml:space="preserve"> Как вы, милая?</w:t>
+        <w:t xml:space="preserve"> Сколько ещё таких сеансов?</w:t>
       </w:r>
     </w:p>
     <w:p>
@@ -1850,7 +1929,7 @@
           <w:i w:val="0"/>
           <w:sz w:val="22"/>
         </w:rPr>
-        <w:t xml:space="preserve">Ирина: </w:t>
+        <w:t xml:space="preserve">Осипова: </w:t>
       </w:r>
       <w:r>
         <w:rPr>
@@ -1859,191 +1938,7 @@
           <w:i w:val="0"/>
           <w:sz w:val="22"/>
         </w:rPr>
-        <w:t>Анна Михайловна? Не ожидала вас увидеть.</w:t>
-      </w:r>
-    </w:p>
-    <w:p>
-      <w:pPr>
-        <w:spacing w:before="0" w:after="110" w:line="300" w:lineRule="auto"/>
-      </w:pPr>
-      <w:r>
-        <w:rPr>
-          <w:rFonts w:ascii="Times New Roman" w:hAnsi="Times New Roman" w:eastAsia="Malgun Gothic"/>
-          <w:b/>
-          <w:i w:val="0"/>
-          <w:sz w:val="22"/>
-        </w:rPr>
-        <w:t xml:space="preserve">Анна: </w:t>
-      </w:r>
-      <w:r>
-        <w:rPr>
-          <w:rFonts w:ascii="Times New Roman" w:hAnsi="Times New Roman" w:eastAsia="Malgun Gothic"/>
-          <w:b w:val="0"/>
-          <w:i w:val="0"/>
-          <w:sz w:val="22"/>
-        </w:rPr>
-        <w:t>Лёша так часто о вас рассказывает, что я почувствовала: надо прийти самой.</w:t>
-      </w:r>
-    </w:p>
-    <w:p>
-      <w:pPr>
-        <w:spacing w:before="0" w:after="110" w:line="300" w:lineRule="auto"/>
-      </w:pPr>
-      <w:r>
-        <w:rPr>
-          <w:rFonts w:ascii="Times New Roman" w:hAnsi="Times New Roman" w:eastAsia="Malgun Gothic"/>
-          <w:b/>
-          <w:i w:val="0"/>
-          <w:sz w:val="22"/>
-        </w:rPr>
-        <w:t xml:space="preserve">Ирина: </w:t>
-      </w:r>
-      <w:r>
-        <w:rPr>
-          <w:rFonts w:ascii="Times New Roman" w:hAnsi="Times New Roman" w:eastAsia="Malgun Gothic"/>
-          <w:b w:val="0"/>
-          <w:i w:val="0"/>
-          <w:sz w:val="22"/>
-        </w:rPr>
-        <w:t>Спасибо, что пришли.</w:t>
-      </w:r>
-    </w:p>
-    <w:p>
-      <w:pPr>
-        <w:spacing w:before="0" w:after="110" w:line="300" w:lineRule="auto"/>
-      </w:pPr>
-      <w:r>
-        <w:rPr>
-          <w:rFonts w:ascii="Times New Roman" w:hAnsi="Times New Roman" w:eastAsia="Malgun Gothic"/>
-          <w:b/>
-          <w:i w:val="0"/>
-          <w:sz w:val="22"/>
-        </w:rPr>
-        <w:t xml:space="preserve">Анна: </w:t>
-      </w:r>
-      <w:r>
-        <w:rPr>
-          <w:rFonts w:ascii="Times New Roman" w:hAnsi="Times New Roman" w:eastAsia="Malgun Gothic"/>
-          <w:b w:val="0"/>
-          <w:i w:val="0"/>
-          <w:sz w:val="22"/>
-        </w:rPr>
-        <w:t>Знаете, что я поняла за эти годы, провожая сына через всё это? Страх никогда не уходит полностью. Просто однажды учишься действовать вопреки ему.</w:t>
-      </w:r>
-    </w:p>
-    <w:p>
-      <w:pPr>
-        <w:spacing w:before="0" w:after="110" w:line="300" w:lineRule="auto"/>
-      </w:pPr>
-      <w:r>
-        <w:rPr>
-          <w:rFonts w:ascii="Times New Roman" w:hAnsi="Times New Roman" w:eastAsia="Malgun Gothic"/>
-          <w:b/>
-          <w:i w:val="0"/>
-          <w:sz w:val="22"/>
-        </w:rPr>
-        <w:t xml:space="preserve">Ирина: </w:t>
-      </w:r>
-      <w:r>
-        <w:rPr>
-          <w:rFonts w:ascii="Times New Roman" w:hAnsi="Times New Roman" w:eastAsia="Malgun Gothic"/>
-          <w:b w:val="0"/>
-          <w:i w:val="0"/>
-          <w:sz w:val="22"/>
-        </w:rPr>
-        <w:t>Как вы справлялись, когда погиб Николай Фёдорович?</w:t>
-      </w:r>
-    </w:p>
-    <w:p>
-      <w:pPr>
-        <w:spacing w:before="0" w:after="110" w:line="300" w:lineRule="auto"/>
-      </w:pPr>
-      <w:r>
-        <w:rPr>
-          <w:rFonts w:ascii="Times New Roman" w:hAnsi="Times New Roman" w:eastAsia="Malgun Gothic"/>
-          <w:b/>
-          <w:i w:val="0"/>
-          <w:sz w:val="22"/>
-        </w:rPr>
-        <w:t xml:space="preserve">Анна: </w:t>
-      </w:r>
-      <w:r>
-        <w:rPr>
-          <w:rFonts w:ascii="Times New Roman" w:hAnsi="Times New Roman" w:eastAsia="Malgun Gothic"/>
-          <w:b w:val="0"/>
-          <w:i w:val="0"/>
-          <w:sz w:val="22"/>
-        </w:rPr>
-        <w:t>До конца — не справилась. Но каждое утро вставала и жила дальше. Оказалось, этого достаточно, чтобы идти вперёд.</w:t>
-      </w:r>
-    </w:p>
-    <w:p>
-      <w:pPr>
-        <w:spacing w:before="0" w:after="110" w:line="300" w:lineRule="auto"/>
-      </w:pPr>
-      <w:r>
-        <w:rPr>
-          <w:rFonts w:ascii="Times New Roman" w:hAnsi="Times New Roman" w:eastAsia="Malgun Gothic"/>
-          <w:b/>
-          <w:i w:val="0"/>
-          <w:sz w:val="22"/>
-        </w:rPr>
-        <w:t xml:space="preserve">Анна: </w:t>
-      </w:r>
-      <w:r>
-        <w:rPr>
-          <w:rFonts w:ascii="Times New Roman" w:hAnsi="Times New Roman" w:eastAsia="Malgun Gothic"/>
-          <w:b w:val="0"/>
-          <w:i w:val="0"/>
-          <w:sz w:val="22"/>
-        </w:rPr>
-        <w:t>Я тогда повесила на холодильник пушкинское: «Если жизнь тебя обманет, не печалься, не сердись! В день уныния смирись: день веселья, верь, настанет». Коля смеялся бы — сказал бы, что это для школьников.</w:t>
-      </w:r>
-    </w:p>
-    <w:p>
-      <w:pPr>
-        <w:spacing w:before="0" w:after="110" w:line="300" w:lineRule="auto"/>
-      </w:pPr>
-      <w:r>
-        <w:rPr>
-          <w:rFonts w:ascii="Times New Roman" w:hAnsi="Times New Roman" w:eastAsia="Malgun Gothic"/>
-          <w:b/>
-          <w:i w:val="0"/>
-          <w:sz w:val="22"/>
-        </w:rPr>
-        <w:t xml:space="preserve">Ирина: </w:t>
-      </w:r>
-      <w:r>
-        <w:rPr>
-          <w:rFonts w:ascii="Times New Roman" w:hAnsi="Times New Roman" w:eastAsia="Malgun Gothic"/>
-          <w:b w:val="0"/>
-          <w:i w:val="0"/>
-          <w:sz w:val="22"/>
-        </w:rPr>
-        <w:t>А вам помогало?</w:t>
-      </w:r>
-    </w:p>
-    <w:p>
-      <w:pPr>
-        <w:spacing w:before="0" w:after="110" w:line="300" w:lineRule="auto"/>
-      </w:pPr>
-      <w:r>
-        <w:rPr>
-          <w:rFonts w:ascii="Times New Roman" w:hAnsi="Times New Roman" w:eastAsia="Malgun Gothic"/>
-          <w:b/>
-          <w:i w:val="0"/>
-          <w:sz w:val="22"/>
-        </w:rPr>
-        <w:t xml:space="preserve">Анна: </w:t>
-      </w:r>
-      <w:r>
-        <w:rPr>
-          <w:rFonts w:ascii="Times New Roman" w:hAnsi="Times New Roman" w:eastAsia="Malgun Gothic"/>
-          <w:b w:val="0"/>
-          <w:i w:val="0"/>
-          <w:sz w:val="22"/>
-        </w:rPr>
-        <w:t>Помогало не само стихотворение. Помогало, что каждое утро его приходилось читать заново.</w:t>
+        <w:t>Минимум двадцать. Возможно, больше — зависит от прогресса.</w:t>
       </w:r>
     </w:p>
     <w:p>
@@ -2067,7 +1962,7 @@
           <w:color w:val="555555"/>
           <w:sz w:val="22"/>
         </w:rPr>
-        <w:t>(со слезами)</w:t>
+        <w:t>(себе, тихо)</w:t>
       </w:r>
       <w:r>
         <w:rPr>
@@ -2076,7 +1971,7 @@
           <w:i w:val="0"/>
           <w:sz w:val="22"/>
         </w:rPr>
-        <w:t xml:space="preserve"> Спасибо, Анна Михайловна.</w:t>
+        <w:t xml:space="preserve"> Изольда Тимофеевна прошла бы через это, даже не поморщившись.</w:t>
       </w:r>
     </w:p>
     <w:p>
@@ -2090,7 +1985,7 @@
           <w:i w:val="0"/>
           <w:sz w:val="22"/>
         </w:rPr>
-        <w:t xml:space="preserve">Анна: </w:t>
+        <w:t xml:space="preserve">Осипова: </w:t>
       </w:r>
       <w:r>
         <w:rPr>
@@ -2099,7 +1994,7 @@
           <w:i w:val="0"/>
           <w:sz w:val="22"/>
         </w:rPr>
-        <w:t>Приходите к нам на чай, когда всё это закончится. Хочу узнать вас не только по рассказам сына.</w:t>
+        <w:t>Морщатся все, Ирина Олеговна. Даже самые сильные.</w:t>
       </w:r>
     </w:p>
     <w:p>
@@ -2122,7 +2017,7 @@
           <w:i w:val="0"/>
           <w:sz w:val="22"/>
         </w:rPr>
-        <w:t>А что он рассказывает?</w:t>
+        <w:t>А что делают самые сильные, когда морщатся?</w:t>
       </w:r>
     </w:p>
     <w:p>
@@ -2136,7 +2031,7 @@
           <w:i w:val="0"/>
           <w:sz w:val="22"/>
         </w:rPr>
-        <w:t xml:space="preserve">Анна: </w:t>
+        <w:t xml:space="preserve">Осипова: </w:t>
       </w:r>
       <w:r>
         <w:rPr>
@@ -2145,7 +2040,7 @@
           <w:i w:val="0"/>
           <w:sz w:val="22"/>
         </w:rPr>
-        <w:t>Что вы единственная, кто не боится с ним спорить. Кроме меня.</w:t>
+        <w:t>Обычно ругаются. Громко. Разрешаю.</w:t>
       </w:r>
     </w:p>
     <w:p>
@@ -2169,7 +2064,7 @@
           <w:color w:val="555555"/>
           <w:sz w:val="22"/>
         </w:rPr>
-        <w:t>(смеясь сквозь слёзы)</w:t>
+        <w:t>(сквозь смех и боль)</w:t>
       </w:r>
       <w:r>
         <w:rPr>
@@ -2178,7 +2073,7 @@
           <w:i w:val="0"/>
           <w:sz w:val="22"/>
         </w:rPr>
-        <w:t xml:space="preserve"> Это правда. Хотя страшно бывает.</w:t>
+        <w:t xml:space="preserve"> Я юрист. Я ругаюсь только статьями кодекса.</w:t>
       </w:r>
     </w:p>
     <w:p>
@@ -2192,7 +2087,7 @@
           <w:i w:val="0"/>
           <w:sz w:val="22"/>
         </w:rPr>
-        <w:t xml:space="preserve">Анна: </w:t>
+        <w:t xml:space="preserve">Осипова: </w:t>
       </w:r>
       <w:r>
         <w:rPr>
@@ -2201,7 +2096,7 @@
           <w:i w:val="0"/>
           <w:sz w:val="22"/>
         </w:rPr>
-        <w:t>Спорьте. Особенно когда он будет уверен, что прав. Коля спорил со мной всю жизнь — и ни разу об этом не пожалел.</w:t>
+        <w:t>Тогда цитируйте кодекс. Ещё десять раз, Ирина Олеговна.</w:t>
       </w:r>
     </w:p>
     <w:p>
@@ -2217,7 +2112,7 @@
           <w:color w:val="1F3864"/>
           <w:sz w:val="26"/>
         </w:rPr>
-        <w:t>장면 8 — 결단의 순간</w:t>
+        <w:t>장면 6 — 두려움과의 대면</w:t>
       </w:r>
     </w:p>
     <w:p>
@@ -2241,7 +2136,7 @@
           <w:color w:val="555555"/>
           <w:sz w:val="22"/>
         </w:rPr>
-        <w:t>(звонит Лёше)</w:t>
+        <w:t>(одна, ночью, не может уснуть; себе)</w:t>
       </w:r>
       <w:r>
         <w:rPr>
@@ -2250,229 +2145,13 @@
           <w:i w:val="0"/>
           <w:sz w:val="22"/>
         </w:rPr>
-        <w:t xml:space="preserve"> Алексей Николаевич, я приняла решение.</w:t>
+        <w:t xml:space="preserve"> Каждый раз закрываю глаза — и слышу тот звук.</w:t>
       </w:r>
     </w:p>
     <w:p>
       <w:pPr>
         <w:spacing w:before="0" w:after="110" w:line="300" w:lineRule="auto"/>
       </w:pPr>
-      <w:r>
-        <w:rPr>
-          <w:rFonts w:ascii="Times New Roman" w:hAnsi="Times New Roman" w:eastAsia="Malgun Gothic"/>
-          <w:b/>
-          <w:i w:val="0"/>
-          <w:sz w:val="22"/>
-        </w:rPr>
-        <w:t xml:space="preserve">Лёша: </w:t>
-      </w:r>
-      <w:r>
-        <w:rPr>
-          <w:rFonts w:ascii="Times New Roman" w:hAnsi="Times New Roman" w:eastAsia="Malgun Gothic"/>
-          <w:b w:val="0"/>
-          <w:i w:val="0"/>
-          <w:sz w:val="22"/>
-        </w:rPr>
-        <w:t>Какое?</w:t>
-      </w:r>
-    </w:p>
-    <w:p>
-      <w:pPr>
-        <w:spacing w:before="0" w:after="110" w:line="300" w:lineRule="auto"/>
-      </w:pPr>
-      <w:r>
-        <w:rPr>
-          <w:rFonts w:ascii="Times New Roman" w:hAnsi="Times New Roman" w:eastAsia="Malgun Gothic"/>
-          <w:b/>
-          <w:i w:val="0"/>
-          <w:sz w:val="22"/>
-        </w:rPr>
-        <w:t xml:space="preserve">Ирина: </w:t>
-      </w:r>
-      <w:r>
-        <w:rPr>
-          <w:rFonts w:ascii="Times New Roman" w:hAnsi="Times New Roman" w:eastAsia="Malgun Gothic"/>
-          <w:b w:val="0"/>
-          <w:i w:val="0"/>
-          <w:sz w:val="22"/>
-        </w:rPr>
-        <w:t>Выступаю завтра на финальном митинге перед голосованием.</w:t>
-      </w:r>
-    </w:p>
-    <w:p>
-      <w:pPr>
-        <w:spacing w:before="0" w:after="110" w:line="300" w:lineRule="auto"/>
-      </w:pPr>
-      <w:r>
-        <w:rPr>
-          <w:rFonts w:ascii="Times New Roman" w:hAnsi="Times New Roman" w:eastAsia="Malgun Gothic"/>
-          <w:b/>
-          <w:i w:val="0"/>
-          <w:sz w:val="22"/>
-        </w:rPr>
-        <w:t xml:space="preserve">Лёша: </w:t>
-      </w:r>
-      <w:r>
-        <w:rPr>
-          <w:rFonts w:ascii="Times New Roman" w:hAnsi="Times New Roman" w:eastAsia="Malgun Gothic"/>
-          <w:b w:val="0"/>
-          <w:i w:val="0"/>
-          <w:sz w:val="22"/>
-        </w:rPr>
-        <w:t>Ирина, вы уверены? Никто не осудит вас, если вы останетесь за кулисами.</w:t>
-      </w:r>
-    </w:p>
-    <w:p>
-      <w:pPr>
-        <w:spacing w:before="0" w:after="110" w:line="300" w:lineRule="auto"/>
-      </w:pPr>
-      <w:r>
-        <w:rPr>
-          <w:rFonts w:ascii="Times New Roman" w:hAnsi="Times New Roman" w:eastAsia="Malgun Gothic"/>
-          <w:b/>
-          <w:i w:val="0"/>
-          <w:sz w:val="22"/>
-        </w:rPr>
-        <w:t xml:space="preserve">Ирина: </w:t>
-      </w:r>
-      <w:r>
-        <w:rPr>
-          <w:rFonts w:ascii="Times New Roman" w:hAnsi="Times New Roman" w:eastAsia="Malgun Gothic"/>
-          <w:b w:val="0"/>
-          <w:i w:val="0"/>
-          <w:sz w:val="22"/>
-        </w:rPr>
-        <w:t>Я сама себя осужу, если не вернусь. Изольда Тимофеевна не пряталась, когда ей угрожали. Не буду и я.</w:t>
-      </w:r>
-    </w:p>
-    <w:p>
-      <w:pPr>
-        <w:spacing w:before="0" w:after="110" w:line="300" w:lineRule="auto"/>
-      </w:pPr>
-      <w:r>
-        <w:rPr>
-          <w:rFonts w:ascii="Times New Roman" w:hAnsi="Times New Roman" w:eastAsia="Malgun Gothic"/>
-          <w:b/>
-          <w:i w:val="0"/>
-          <w:sz w:val="22"/>
-        </w:rPr>
-        <w:t xml:space="preserve">Лёша: </w:t>
-      </w:r>
-      <w:r>
-        <w:rPr>
-          <w:rFonts w:ascii="Times New Roman" w:hAnsi="Times New Roman" w:eastAsia="Malgun Gothic"/>
-          <w:b w:val="0"/>
-          <w:i w:val="0"/>
-          <w:sz w:val="22"/>
-        </w:rPr>
-        <w:t>Тогда я рядом, что бы ни случилось.</w:t>
-      </w:r>
-    </w:p>
-    <w:p>
-      <w:pPr>
-        <w:spacing w:before="0" w:after="110" w:line="300" w:lineRule="auto"/>
-      </w:pPr>
-      <w:r>
-        <w:rPr>
-          <w:rFonts w:ascii="Times New Roman" w:hAnsi="Times New Roman" w:eastAsia="Malgun Gothic"/>
-          <w:b/>
-          <w:i w:val="0"/>
-          <w:sz w:val="22"/>
-        </w:rPr>
-        <w:t xml:space="preserve">Ирина: </w:t>
-      </w:r>
-      <w:r>
-        <w:rPr>
-          <w:rFonts w:ascii="Times New Roman" w:hAnsi="Times New Roman" w:eastAsia="Malgun Gothic"/>
-          <w:b w:val="0"/>
-          <w:i w:val="0"/>
-          <w:sz w:val="22"/>
-        </w:rPr>
-        <w:t>Знаю. Поэтому и решилась.</w:t>
-      </w:r>
-    </w:p>
-    <w:p>
-      <w:pPr>
-        <w:spacing w:before="0" w:after="110" w:line="300" w:lineRule="auto"/>
-      </w:pPr>
-      <w:r>
-        <w:rPr>
-          <w:rFonts w:ascii="Times New Roman" w:hAnsi="Times New Roman" w:eastAsia="Malgun Gothic"/>
-          <w:b/>
-          <w:i w:val="0"/>
-          <w:sz w:val="22"/>
-        </w:rPr>
-        <w:t xml:space="preserve">Лёша: </w:t>
-      </w:r>
-      <w:r>
-        <w:rPr>
-          <w:rFonts w:ascii="Times New Roman" w:hAnsi="Times New Roman" w:eastAsia="Malgun Gothic"/>
-          <w:b w:val="0"/>
-          <w:i w:val="0"/>
-          <w:sz w:val="22"/>
-        </w:rPr>
-        <w:t>Одно условие.</w:t>
-      </w:r>
-    </w:p>
-    <w:p>
-      <w:pPr>
-        <w:spacing w:before="0" w:after="110" w:line="300" w:lineRule="auto"/>
-      </w:pPr>
-      <w:r>
-        <w:rPr>
-          <w:rFonts w:ascii="Times New Roman" w:hAnsi="Times New Roman" w:eastAsia="Malgun Gothic"/>
-          <w:b/>
-          <w:i w:val="0"/>
-          <w:sz w:val="22"/>
-        </w:rPr>
-        <w:t xml:space="preserve">Ирина: </w:t>
-      </w:r>
-      <w:r>
-        <w:rPr>
-          <w:rFonts w:ascii="Times New Roman" w:hAnsi="Times New Roman" w:eastAsia="Malgun Gothic"/>
-          <w:b w:val="0"/>
-          <w:i w:val="0"/>
-          <w:sz w:val="22"/>
-        </w:rPr>
-        <w:t>Какое?</w:t>
-      </w:r>
-    </w:p>
-    <w:p>
-      <w:pPr>
-        <w:spacing w:before="0" w:after="110" w:line="300" w:lineRule="auto"/>
-      </w:pPr>
-      <w:r>
-        <w:rPr>
-          <w:rFonts w:ascii="Times New Roman" w:hAnsi="Times New Roman" w:eastAsia="Malgun Gothic"/>
-          <w:b/>
-          <w:i w:val="0"/>
-          <w:sz w:val="22"/>
-        </w:rPr>
-        <w:t xml:space="preserve">Лёша: </w:t>
-      </w:r>
-      <w:r>
-        <w:rPr>
-          <w:rFonts w:ascii="Times New Roman" w:hAnsi="Times New Roman" w:eastAsia="Malgun Gothic"/>
-          <w:b w:val="0"/>
-          <w:i w:val="0"/>
-          <w:sz w:val="22"/>
-        </w:rPr>
-        <w:t>Я буду за кулисами. В трёх шагах. А Максим Игоревич — ещё ближе.</w:t>
-      </w:r>
-    </w:p>
-    <w:p>
-      <w:pPr>
-        <w:spacing w:before="0" w:after="110" w:line="300" w:lineRule="auto"/>
-      </w:pPr>
-      <w:r>
-        <w:rPr>
-          <w:rFonts w:ascii="Times New Roman" w:hAnsi="Times New Roman" w:eastAsia="Malgun Gothic"/>
-          <w:b/>
-          <w:i w:val="0"/>
-          <w:sz w:val="22"/>
-        </w:rPr>
-        <w:t xml:space="preserve">Ирина: </w:t>
-      </w:r>
       <w:r>
         <w:rPr>
           <w:rFonts w:ascii="Times New Roman" w:hAnsi="Times New Roman" w:eastAsia="Malgun Gothic"/>
@@ -2481,16 +2160,7 @@
           <w:color w:val="555555"/>
           <w:sz w:val="22"/>
         </w:rPr>
-        <w:t>(пауза)</w:t>
-      </w:r>
-      <w:r>
-        <w:rPr>
-          <w:rFonts w:ascii="Times New Roman" w:hAnsi="Times New Roman" w:eastAsia="Malgun Gothic"/>
-          <w:b w:val="0"/>
-          <w:i w:val="0"/>
-          <w:sz w:val="22"/>
-        </w:rPr>
-        <w:t xml:space="preserve"> Максим Игоревич будет в ужасе.</w:t>
+        <w:t>(звонит телефон — Настя)</w:t>
       </w:r>
     </w:p>
     <w:p>
@@ -2504,7 +2174,7 @@
           <w:i w:val="0"/>
           <w:sz w:val="22"/>
         </w:rPr>
-        <w:t xml:space="preserve">Лёша: </w:t>
+        <w:t xml:space="preserve">Настя: </w:t>
       </w:r>
       <w:r>
         <w:rPr>
@@ -2513,23 +2183,30 @@
           <w:i w:val="0"/>
           <w:sz w:val="22"/>
         </w:rPr>
-        <w:t>Максим Игоревич уже в ужасе. Ещё немного он переживёт.</w:t>
+        <w:t>Не спится?</w:t>
       </w:r>
     </w:p>
     <w:p>
       <w:pPr>
-        <w:keepNext/>
-        <w:spacing w:before="320" w:after="140"/>
+        <w:spacing w:before="0" w:after="110" w:line="300" w:lineRule="auto"/>
       </w:pPr>
       <w:r>
         <w:rPr>
           <w:rFonts w:ascii="Times New Roman" w:hAnsi="Times New Roman" w:eastAsia="Malgun Gothic"/>
           <w:b/>
           <w:i w:val="0"/>
-          <w:color w:val="1F3864"/>
-          <w:sz w:val="26"/>
-        </w:rPr>
-        <w:t>장면 9 — 준비, 볼딘의 안전 조치</w:t>
+          <w:sz w:val="22"/>
+        </w:rPr>
+        <w:t xml:space="preserve">Ирина: </w:t>
+      </w:r>
+      <w:r>
+        <w:rPr>
+          <w:rFonts w:ascii="Times New Roman" w:hAnsi="Times New Roman" w:eastAsia="Malgun Gothic"/>
+          <w:b w:val="0"/>
+          <w:i w:val="0"/>
+          <w:sz w:val="22"/>
+        </w:rPr>
+        <w:t>Как вы узнали?</w:t>
       </w:r>
     </w:p>
     <w:p>
@@ -2543,7 +2220,7 @@
           <w:i w:val="0"/>
           <w:sz w:val="22"/>
         </w:rPr>
-        <w:t xml:space="preserve">Болдин: </w:t>
+        <w:t xml:space="preserve">Настя: </w:t>
       </w:r>
       <w:r>
         <w:rPr>
@@ -2552,7 +2229,7 @@
           <w:i w:val="0"/>
           <w:sz w:val="22"/>
         </w:rPr>
-        <w:t>Ирина Олеговна, если вы настаиваете на выступлении, периметр будет усилен многократно. Гарантирую максимальную безопасность, насколько это вообще возможно.</w:t>
+        <w:t>Три часа ночи. Кому сейчас спится после такого?</w:t>
       </w:r>
     </w:p>
     <w:p>
@@ -2575,7 +2252,7 @@
           <w:i w:val="0"/>
           <w:sz w:val="22"/>
         </w:rPr>
-        <w:t>Понимаю, Максим Игоревич. И благодарна.</w:t>
+        <w:t>Я боюсь выходить на сцену. Первый раз в жизни боюсь толпы.</w:t>
       </w:r>
     </w:p>
     <w:p>
@@ -2589,7 +2266,7 @@
           <w:i w:val="0"/>
           <w:sz w:val="22"/>
         </w:rPr>
-        <w:t xml:space="preserve">Болдин: </w:t>
+        <w:t xml:space="preserve">Настя: </w:t>
       </w:r>
       <w:r>
         <w:rPr>
@@ -2598,7 +2275,7 @@
           <w:i w:val="0"/>
           <w:sz w:val="22"/>
         </w:rPr>
-        <w:t>Не буду скрывать: как профессионала меня эта идея тревожит. Но решение ваше я уважаю.</w:t>
+        <w:t>Это не слабость, Ирина. Это шрам. Шрамы не исчезают — с ними просто учишься жить.</w:t>
       </w:r>
     </w:p>
     <w:p>
@@ -2621,7 +2298,7 @@
           <w:i w:val="0"/>
           <w:sz w:val="22"/>
         </w:rPr>
-        <w:t>Если ждать полной безопасности, прежде чем действовать, страх не исчезнет никогда. Значит, придётся действовать со страхом внутри.</w:t>
+        <w:t>Как вы научились?</w:t>
       </w:r>
     </w:p>
     <w:p>
@@ -2635,7 +2312,7 @@
           <w:i w:val="0"/>
           <w:sz w:val="22"/>
         </w:rPr>
-        <w:t xml:space="preserve">Болдин: </w:t>
+        <w:t xml:space="preserve">Настя: </w:t>
       </w:r>
       <w:r>
         <w:rPr>
@@ -2644,7 +2321,7 @@
           <w:i w:val="0"/>
           <w:sz w:val="22"/>
         </w:rPr>
-        <w:t>Мудро. Хотя и непросто.</w:t>
+        <w:t>Я не проходила через то, через что прошли вы. Но знаю: Кирилл каждый раз, когда мы берёмся за опасное дело, тоже боится. Просто не показывает.</w:t>
       </w:r>
     </w:p>
     <w:p>
@@ -2667,7 +2344,7 @@
           <w:i w:val="0"/>
           <w:sz w:val="22"/>
         </w:rPr>
-        <w:t>А вы, Максим Игоревич? Вы были там. Вам самому не страшно снова?</w:t>
+        <w:t>А вы?</w:t>
       </w:r>
     </w:p>
     <w:p>
@@ -2681,7 +2358,30 @@
           <w:i w:val="0"/>
           <w:sz w:val="22"/>
         </w:rPr>
-        <w:t xml:space="preserve">Болдин: </w:t>
+        <w:t xml:space="preserve">Настя: </w:t>
+      </w:r>
+      <w:r>
+        <w:rPr>
+          <w:rFonts w:ascii="Times New Roman" w:hAnsi="Times New Roman" w:eastAsia="Malgun Gothic"/>
+          <w:b w:val="0"/>
+          <w:i w:val="0"/>
+          <w:sz w:val="22"/>
+        </w:rPr>
+        <w:t>А я показываю. Кто-то в семье должен.</w:t>
+      </w:r>
+    </w:p>
+    <w:p>
+      <w:pPr>
+        <w:spacing w:before="0" w:after="110" w:line="300" w:lineRule="auto"/>
+      </w:pPr>
+      <w:r>
+        <w:rPr>
+          <w:rFonts w:ascii="Times New Roman" w:hAnsi="Times New Roman" w:eastAsia="Malgun Gothic"/>
+          <w:b/>
+          <w:i w:val="0"/>
+          <w:sz w:val="22"/>
+        </w:rPr>
+        <w:t xml:space="preserve">Ирина: </w:t>
       </w:r>
       <w:r>
         <w:rPr>
@@ -2691,7 +2391,7 @@
           <w:color w:val="555555"/>
           <w:sz w:val="22"/>
         </w:rPr>
-        <w:t>(пауза)</w:t>
+        <w:t>(сквозь слёзы, улыбаясь)</w:t>
       </w:r>
       <w:r>
         <w:rPr>
@@ -2700,7 +2400,7 @@
           <w:i w:val="0"/>
           <w:sz w:val="22"/>
         </w:rPr>
-        <w:t xml:space="preserve"> Страшно. Но в тот день я не успел. Завтра успею.</w:t>
+        <w:t xml:space="preserve"> Спасибо, Анастасия Дмитриевна. Кажется, теперь я смогу уснуть.</w:t>
       </w:r>
     </w:p>
     <w:p>
@@ -2714,7 +2414,7 @@
           <w:i w:val="0"/>
           <w:sz w:val="22"/>
         </w:rPr>
-        <w:t xml:space="preserve">Ирина: </w:t>
+        <w:t xml:space="preserve">Настя: </w:t>
       </w:r>
       <w:r>
         <w:rPr>
@@ -2723,11 +2423,27 @@
           <w:i w:val="0"/>
           <w:sz w:val="22"/>
         </w:rPr>
-        <w:t>Вы ни в чём не виноваты, Максим Игоревич.</w:t>
+        <w:t>Не обещайте. Просто положите телефон рядом. Я всё равно не сплю до пяти.</w:t>
       </w:r>
     </w:p>
     <w:p>
       <w:pPr>
+        <w:keepNext/>
+        <w:spacing w:before="320" w:after="140"/>
+      </w:pPr>
+      <w:r>
+        <w:rPr>
+          <w:rFonts w:ascii="Times New Roman" w:hAnsi="Times New Roman" w:eastAsia="Malgun Gothic"/>
+          <w:b/>
+          <w:i w:val="0"/>
+          <w:color w:val="1F3864"/>
+          <w:sz w:val="26"/>
+        </w:rPr>
+        <w:t>장면 7 — 키릴과의 대화</w:t>
+      </w:r>
+    </w:p>
+    <w:p>
+      <w:pPr>
         <w:spacing w:before="0" w:after="110" w:line="300" w:lineRule="auto"/>
       </w:pPr>
       <w:r>
@@ -2737,7 +2453,7 @@
           <w:i w:val="0"/>
           <w:sz w:val="22"/>
         </w:rPr>
-        <w:t xml:space="preserve">Болдин: </w:t>
+        <w:t xml:space="preserve">Кирилл: </w:t>
       </w:r>
       <w:r>
         <w:rPr>
@@ -2746,7 +2462,221 @@
           <w:i w:val="0"/>
           <w:sz w:val="22"/>
         </w:rPr>
-        <w:t xml:space="preserve">Знаю. Головой. </w:t>
+        <w:t>Ирина Олеговна, у меня, возможно, неуместный вопрос.</w:t>
+      </w:r>
+    </w:p>
+    <w:p>
+      <w:pPr>
+        <w:spacing w:before="0" w:after="110" w:line="300" w:lineRule="auto"/>
+      </w:pPr>
+      <w:r>
+        <w:rPr>
+          <w:rFonts w:ascii="Times New Roman" w:hAnsi="Times New Roman" w:eastAsia="Malgun Gothic"/>
+          <w:b/>
+          <w:i w:val="0"/>
+          <w:sz w:val="22"/>
+        </w:rPr>
+        <w:t xml:space="preserve">Ирина: </w:t>
+      </w:r>
+      <w:r>
+        <w:rPr>
+          <w:rFonts w:ascii="Times New Roman" w:hAnsi="Times New Roman" w:eastAsia="Malgun Gothic"/>
+          <w:b w:val="0"/>
+          <w:i w:val="0"/>
+          <w:sz w:val="22"/>
+        </w:rPr>
+        <w:t>Задавайте.</w:t>
+      </w:r>
+    </w:p>
+    <w:p>
+      <w:pPr>
+        <w:spacing w:before="0" w:after="110" w:line="300" w:lineRule="auto"/>
+      </w:pPr>
+      <w:r>
+        <w:rPr>
+          <w:rFonts w:ascii="Times New Roman" w:hAnsi="Times New Roman" w:eastAsia="Malgun Gothic"/>
+          <w:b/>
+          <w:i w:val="0"/>
+          <w:sz w:val="22"/>
+        </w:rPr>
+        <w:t xml:space="preserve">Кирилл: </w:t>
+      </w:r>
+      <w:r>
+        <w:rPr>
+          <w:rFonts w:ascii="Times New Roman" w:hAnsi="Times New Roman" w:eastAsia="Malgun Gothic"/>
+          <w:b w:val="0"/>
+          <w:i w:val="0"/>
+          <w:sz w:val="22"/>
+        </w:rPr>
+        <w:t>Вы уже решили — вернётесь к публичным выступлениям или какое-то время поработаете за кулисами?</w:t>
+      </w:r>
+    </w:p>
+    <w:p>
+      <w:pPr>
+        <w:spacing w:before="0" w:after="110" w:line="300" w:lineRule="auto"/>
+      </w:pPr>
+      <w:r>
+        <w:rPr>
+          <w:rFonts w:ascii="Times New Roman" w:hAnsi="Times New Roman" w:eastAsia="Malgun Gothic"/>
+          <w:b/>
+          <w:i w:val="0"/>
+          <w:sz w:val="22"/>
+        </w:rPr>
+        <w:t xml:space="preserve">Ирина: </w:t>
+      </w:r>
+      <w:r>
+        <w:rPr>
+          <w:rFonts w:ascii="Times New Roman" w:hAnsi="Times New Roman" w:eastAsia="Malgun Gothic"/>
+          <w:b w:val="0"/>
+          <w:i w:val="0"/>
+          <w:sz w:val="22"/>
+        </w:rPr>
+        <w:t>Ещё не решила. Часть меня хочет спрятаться — чем дольше, тем лучше.</w:t>
+      </w:r>
+    </w:p>
+    <w:p>
+      <w:pPr>
+        <w:spacing w:before="0" w:after="110" w:line="300" w:lineRule="auto"/>
+      </w:pPr>
+      <w:r>
+        <w:rPr>
+          <w:rFonts w:ascii="Times New Roman" w:hAnsi="Times New Roman" w:eastAsia="Malgun Gothic"/>
+          <w:b/>
+          <w:i w:val="0"/>
+          <w:sz w:val="22"/>
+        </w:rPr>
+        <w:t xml:space="preserve">Кирилл: </w:t>
+      </w:r>
+      <w:r>
+        <w:rPr>
+          <w:rFonts w:ascii="Times New Roman" w:hAnsi="Times New Roman" w:eastAsia="Malgun Gothic"/>
+          <w:b w:val="0"/>
+          <w:i w:val="0"/>
+          <w:sz w:val="22"/>
+        </w:rPr>
+        <w:t>А другая часть?</w:t>
+      </w:r>
+    </w:p>
+    <w:p>
+      <w:pPr>
+        <w:spacing w:before="0" w:after="110" w:line="300" w:lineRule="auto"/>
+      </w:pPr>
+      <w:r>
+        <w:rPr>
+          <w:rFonts w:ascii="Times New Roman" w:hAnsi="Times New Roman" w:eastAsia="Malgun Gothic"/>
+          <w:b/>
+          <w:i w:val="0"/>
+          <w:sz w:val="22"/>
+        </w:rPr>
+        <w:t xml:space="preserve">Ирина: </w:t>
+      </w:r>
+      <w:r>
+        <w:rPr>
+          <w:rFonts w:ascii="Times New Roman" w:hAnsi="Times New Roman" w:eastAsia="Malgun Gothic"/>
+          <w:b w:val="0"/>
+          <w:i w:val="0"/>
+          <w:sz w:val="22"/>
+        </w:rPr>
+        <w:t>Другая помнит, зачем я вообще вышла на ту сцену в Казани. И знает: если я спрячусь сейчас — они выиграют. Кто бы ни устроил тот взрыв.</w:t>
+      </w:r>
+    </w:p>
+    <w:p>
+      <w:pPr>
+        <w:spacing w:before="0" w:after="110" w:line="300" w:lineRule="auto"/>
+      </w:pPr>
+      <w:r>
+        <w:rPr>
+          <w:rFonts w:ascii="Times New Roman" w:hAnsi="Times New Roman" w:eastAsia="Malgun Gothic"/>
+          <w:b/>
+          <w:i w:val="0"/>
+          <w:sz w:val="22"/>
+        </w:rPr>
+        <w:t xml:space="preserve">Кирилл: </w:t>
+      </w:r>
+      <w:r>
+        <w:rPr>
+          <w:rFonts w:ascii="Times New Roman" w:hAnsi="Times New Roman" w:eastAsia="Malgun Gothic"/>
+          <w:b w:val="0"/>
+          <w:i w:val="0"/>
+          <w:sz w:val="22"/>
+        </w:rPr>
+        <w:t>Сильные слова.</w:t>
+      </w:r>
+    </w:p>
+    <w:p>
+      <w:pPr>
+        <w:spacing w:before="0" w:after="110" w:line="300" w:lineRule="auto"/>
+      </w:pPr>
+      <w:r>
+        <w:rPr>
+          <w:rFonts w:ascii="Times New Roman" w:hAnsi="Times New Roman" w:eastAsia="Malgun Gothic"/>
+          <w:b/>
+          <w:i w:val="0"/>
+          <w:sz w:val="22"/>
+        </w:rPr>
+        <w:t xml:space="preserve">Ирина: </w:t>
+      </w:r>
+      <w:r>
+        <w:rPr>
+          <w:rFonts w:ascii="Times New Roman" w:hAnsi="Times New Roman" w:eastAsia="Malgun Gothic"/>
+          <w:b w:val="0"/>
+          <w:i w:val="0"/>
+          <w:sz w:val="22"/>
+        </w:rPr>
+        <w:t>Хотела бы я чувствовать себя такой же сильной внутри.</w:t>
+      </w:r>
+    </w:p>
+    <w:p>
+      <w:pPr>
+        <w:spacing w:before="0" w:after="110" w:line="300" w:lineRule="auto"/>
+      </w:pPr>
+      <w:r>
+        <w:rPr>
+          <w:rFonts w:ascii="Times New Roman" w:hAnsi="Times New Roman" w:eastAsia="Malgun Gothic"/>
+          <w:b/>
+          <w:i w:val="0"/>
+          <w:sz w:val="22"/>
+        </w:rPr>
+        <w:t xml:space="preserve">Кирилл: </w:t>
+      </w:r>
+      <w:r>
+        <w:rPr>
+          <w:rFonts w:ascii="Times New Roman" w:hAnsi="Times New Roman" w:eastAsia="Malgun Gothic"/>
+          <w:b w:val="0"/>
+          <w:i w:val="0"/>
+          <w:sz w:val="22"/>
+        </w:rPr>
+        <w:t>Изольда Тимофеевна сказала бы, что сила внутри — это миф для глянцевых журналов. Есть только то, что человек делает.</w:t>
+      </w:r>
+    </w:p>
+    <w:p>
+      <w:pPr>
+        <w:keepNext/>
+        <w:spacing w:before="320" w:after="140"/>
+      </w:pPr>
+      <w:r>
+        <w:rPr>
+          <w:rFonts w:ascii="Times New Roman" w:hAnsi="Times New Roman" w:eastAsia="Malgun Gothic"/>
+          <w:b/>
+          <w:i w:val="0"/>
+          <w:color w:val="1F3864"/>
+          <w:sz w:val="26"/>
+        </w:rPr>
+        <w:t>장면 8 — 안나와의 대화</w:t>
+      </w:r>
+    </w:p>
+    <w:p>
+      <w:pPr>
+        <w:spacing w:before="0" w:after="110" w:line="300" w:lineRule="auto"/>
+      </w:pPr>
+      <w:r>
+        <w:rPr>
+          <w:rFonts w:ascii="Times New Roman" w:hAnsi="Times New Roman" w:eastAsia="Malgun Gothic"/>
+          <w:b/>
+          <w:i w:val="0"/>
+          <w:sz w:val="22"/>
+        </w:rPr>
+        <w:t xml:space="preserve">Анна: </w:t>
       </w:r>
       <w:r>
         <w:rPr>
@@ -2756,7 +2686,7 @@
           <w:color w:val="555555"/>
           <w:sz w:val="22"/>
         </w:rPr>
-        <w:t>(пауза)</w:t>
+        <w:t>(навещая Ирину)</w:t>
       </w:r>
       <w:r>
         <w:rPr>
@@ -2765,23 +2695,214 @@
           <w:i w:val="0"/>
           <w:sz w:val="22"/>
         </w:rPr>
-        <w:t xml:space="preserve"> Завтра я буду в двух метрах от вас. Не дальше.</w:t>
+        <w:t xml:space="preserve"> Как вы, милая?</w:t>
       </w:r>
     </w:p>
     <w:p>
       <w:pPr>
-        <w:keepNext/>
-        <w:spacing w:before="320" w:after="140"/>
+        <w:spacing w:before="0" w:after="110" w:line="300" w:lineRule="auto"/>
       </w:pPr>
       <w:r>
         <w:rPr>
           <w:rFonts w:ascii="Times New Roman" w:hAnsi="Times New Roman" w:eastAsia="Malgun Gothic"/>
           <w:b/>
           <w:i w:val="0"/>
-          <w:color w:val="1F3864"/>
-          <w:sz w:val="26"/>
-        </w:rPr>
-        <w:t>장면 10 — 원고 다시 쓰기</w:t>
+          <w:sz w:val="22"/>
+        </w:rPr>
+        <w:t xml:space="preserve">Ирина: </w:t>
+      </w:r>
+      <w:r>
+        <w:rPr>
+          <w:rFonts w:ascii="Times New Roman" w:hAnsi="Times New Roman" w:eastAsia="Malgun Gothic"/>
+          <w:b w:val="0"/>
+          <w:i w:val="0"/>
+          <w:sz w:val="22"/>
+        </w:rPr>
+        <w:t>Анна Михайловна? Не ожидала вас увидеть.</w:t>
+      </w:r>
+    </w:p>
+    <w:p>
+      <w:pPr>
+        <w:spacing w:before="0" w:after="110" w:line="300" w:lineRule="auto"/>
+      </w:pPr>
+      <w:r>
+        <w:rPr>
+          <w:rFonts w:ascii="Times New Roman" w:hAnsi="Times New Roman" w:eastAsia="Malgun Gothic"/>
+          <w:b/>
+          <w:i w:val="0"/>
+          <w:sz w:val="22"/>
+        </w:rPr>
+        <w:t xml:space="preserve">Анна: </w:t>
+      </w:r>
+      <w:r>
+        <w:rPr>
+          <w:rFonts w:ascii="Times New Roman" w:hAnsi="Times New Roman" w:eastAsia="Malgun Gothic"/>
+          <w:b w:val="0"/>
+          <w:i w:val="0"/>
+          <w:sz w:val="22"/>
+        </w:rPr>
+        <w:t>Лёша так часто о вас рассказывает, что я почувствовала: надо прийти самой.</w:t>
+      </w:r>
+    </w:p>
+    <w:p>
+      <w:pPr>
+        <w:spacing w:before="0" w:after="110" w:line="300" w:lineRule="auto"/>
+      </w:pPr>
+      <w:r>
+        <w:rPr>
+          <w:rFonts w:ascii="Times New Roman" w:hAnsi="Times New Roman" w:eastAsia="Malgun Gothic"/>
+          <w:b/>
+          <w:i w:val="0"/>
+          <w:sz w:val="22"/>
+        </w:rPr>
+        <w:t xml:space="preserve">Ирина: </w:t>
+      </w:r>
+      <w:r>
+        <w:rPr>
+          <w:rFonts w:ascii="Times New Roman" w:hAnsi="Times New Roman" w:eastAsia="Malgun Gothic"/>
+          <w:b w:val="0"/>
+          <w:i w:val="0"/>
+          <w:sz w:val="22"/>
+        </w:rPr>
+        <w:t>Спасибо, что пришли.</w:t>
+      </w:r>
+    </w:p>
+    <w:p>
+      <w:pPr>
+        <w:spacing w:before="0" w:after="110" w:line="300" w:lineRule="auto"/>
+      </w:pPr>
+      <w:r>
+        <w:rPr>
+          <w:rFonts w:ascii="Times New Roman" w:hAnsi="Times New Roman" w:eastAsia="Malgun Gothic"/>
+          <w:b/>
+          <w:i w:val="0"/>
+          <w:sz w:val="22"/>
+        </w:rPr>
+        <w:t xml:space="preserve">Анна: </w:t>
+      </w:r>
+      <w:r>
+        <w:rPr>
+          <w:rFonts w:ascii="Times New Roman" w:hAnsi="Times New Roman" w:eastAsia="Malgun Gothic"/>
+          <w:b w:val="0"/>
+          <w:i w:val="0"/>
+          <w:sz w:val="22"/>
+        </w:rPr>
+        <w:t>Знаете, что я поняла за эти годы, провожая сына через всё это? Страх никогда не уходит полностью. Просто однажды учишься действовать вопреки ему.</w:t>
+      </w:r>
+    </w:p>
+    <w:p>
+      <w:pPr>
+        <w:spacing w:before="0" w:after="110" w:line="300" w:lineRule="auto"/>
+      </w:pPr>
+      <w:r>
+        <w:rPr>
+          <w:rFonts w:ascii="Times New Roman" w:hAnsi="Times New Roman" w:eastAsia="Malgun Gothic"/>
+          <w:b/>
+          <w:i w:val="0"/>
+          <w:sz w:val="22"/>
+        </w:rPr>
+        <w:t xml:space="preserve">Ирина: </w:t>
+      </w:r>
+      <w:r>
+        <w:rPr>
+          <w:rFonts w:ascii="Times New Roman" w:hAnsi="Times New Roman" w:eastAsia="Malgun Gothic"/>
+          <w:b w:val="0"/>
+          <w:i w:val="0"/>
+          <w:sz w:val="22"/>
+        </w:rPr>
+        <w:t>Как вы справлялись, когда погиб Николай Фёдорович?</w:t>
+      </w:r>
+    </w:p>
+    <w:p>
+      <w:pPr>
+        <w:spacing w:before="0" w:after="110" w:line="300" w:lineRule="auto"/>
+      </w:pPr>
+      <w:r>
+        <w:rPr>
+          <w:rFonts w:ascii="Times New Roman" w:hAnsi="Times New Roman" w:eastAsia="Malgun Gothic"/>
+          <w:b/>
+          <w:i w:val="0"/>
+          <w:sz w:val="22"/>
+        </w:rPr>
+        <w:t xml:space="preserve">Анна: </w:t>
+      </w:r>
+      <w:r>
+        <w:rPr>
+          <w:rFonts w:ascii="Times New Roman" w:hAnsi="Times New Roman" w:eastAsia="Malgun Gothic"/>
+          <w:b w:val="0"/>
+          <w:i w:val="0"/>
+          <w:sz w:val="22"/>
+        </w:rPr>
+        <w:t>До конца — не справилась. Но каждое утро вставала и жила дальше. Оказалось, этого достаточно, чтобы идти вперёд.</w:t>
+      </w:r>
+    </w:p>
+    <w:p>
+      <w:pPr>
+        <w:spacing w:before="0" w:after="110" w:line="300" w:lineRule="auto"/>
+      </w:pPr>
+      <w:r>
+        <w:rPr>
+          <w:rFonts w:ascii="Times New Roman" w:hAnsi="Times New Roman" w:eastAsia="Malgun Gothic"/>
+          <w:b/>
+          <w:i w:val="0"/>
+          <w:sz w:val="22"/>
+        </w:rPr>
+        <w:t xml:space="preserve">Анна: </w:t>
+      </w:r>
+      <w:r>
+        <w:rPr>
+          <w:rFonts w:ascii="Times New Roman" w:hAnsi="Times New Roman" w:eastAsia="Malgun Gothic"/>
+          <w:b w:val="0"/>
+          <w:i w:val="0"/>
+          <w:sz w:val="22"/>
+        </w:rPr>
+        <w:t>Я тогда повесила на холодильник пушкинское: «Если жизнь тебя обманет, не печалься, не сердись! В день уныния смирись: день веселья, верь, настанет». Коля смеялся бы — сказал бы, что это для школьников.</w:t>
+      </w:r>
+    </w:p>
+    <w:p>
+      <w:pPr>
+        <w:spacing w:before="0" w:after="110" w:line="300" w:lineRule="auto"/>
+      </w:pPr>
+      <w:r>
+        <w:rPr>
+          <w:rFonts w:ascii="Times New Roman" w:hAnsi="Times New Roman" w:eastAsia="Malgun Gothic"/>
+          <w:b/>
+          <w:i w:val="0"/>
+          <w:sz w:val="22"/>
+        </w:rPr>
+        <w:t xml:space="preserve">Ирина: </w:t>
+      </w:r>
+      <w:r>
+        <w:rPr>
+          <w:rFonts w:ascii="Times New Roman" w:hAnsi="Times New Roman" w:eastAsia="Malgun Gothic"/>
+          <w:b w:val="0"/>
+          <w:i w:val="0"/>
+          <w:sz w:val="22"/>
+        </w:rPr>
+        <w:t>А вам помогало?</w:t>
+      </w:r>
+    </w:p>
+    <w:p>
+      <w:pPr>
+        <w:spacing w:before="0" w:after="110" w:line="300" w:lineRule="auto"/>
+      </w:pPr>
+      <w:r>
+        <w:rPr>
+          <w:rFonts w:ascii="Times New Roman" w:hAnsi="Times New Roman" w:eastAsia="Malgun Gothic"/>
+          <w:b/>
+          <w:i w:val="0"/>
+          <w:sz w:val="22"/>
+        </w:rPr>
+        <w:t xml:space="preserve">Анна: </w:t>
+      </w:r>
+      <w:r>
+        <w:rPr>
+          <w:rFonts w:ascii="Times New Roman" w:hAnsi="Times New Roman" w:eastAsia="Malgun Gothic"/>
+          <w:b w:val="0"/>
+          <w:i w:val="0"/>
+          <w:sz w:val="22"/>
+        </w:rPr>
+        <w:t>Помогало не само стихотворение. Помогало, что каждое утро его приходилось читать заново.</w:t>
       </w:r>
     </w:p>
     <w:p>
@@ -2805,7 +2926,7 @@
           <w:color w:val="555555"/>
           <w:sz w:val="22"/>
         </w:rPr>
-        <w:t>(пишет речь, зачёркивает, начинает заново)</w:t>
+        <w:t>(со слезами)</w:t>
       </w:r>
       <w:r>
         <w:rPr>
@@ -2814,7 +2935,7 @@
           <w:i w:val="0"/>
           <w:sz w:val="22"/>
         </w:rPr>
-        <w:t xml:space="preserve"> Не могу найти правильные слова на этот раз.</w:t>
+        <w:t xml:space="preserve"> Спасибо, Анна Михайловна.</w:t>
       </w:r>
     </w:p>
     <w:p>
@@ -2828,7 +2949,76 @@
           <w:i w:val="0"/>
           <w:sz w:val="22"/>
         </w:rPr>
-        <w:t xml:space="preserve">Вениамин: </w:t>
+        <w:t xml:space="preserve">Анна: </w:t>
+      </w:r>
+      <w:r>
+        <w:rPr>
+          <w:rFonts w:ascii="Times New Roman" w:hAnsi="Times New Roman" w:eastAsia="Malgun Gothic"/>
+          <w:b w:val="0"/>
+          <w:i w:val="0"/>
+          <w:sz w:val="22"/>
+        </w:rPr>
+        <w:t>Приходите к нам на чай, когда всё это закончится. Хочу узнать вас не только по рассказам сына.</w:t>
+      </w:r>
+    </w:p>
+    <w:p>
+      <w:pPr>
+        <w:spacing w:before="0" w:after="110" w:line="300" w:lineRule="auto"/>
+      </w:pPr>
+      <w:r>
+        <w:rPr>
+          <w:rFonts w:ascii="Times New Roman" w:hAnsi="Times New Roman" w:eastAsia="Malgun Gothic"/>
+          <w:b/>
+          <w:i w:val="0"/>
+          <w:sz w:val="22"/>
+        </w:rPr>
+        <w:t xml:space="preserve">Ирина: </w:t>
+      </w:r>
+      <w:r>
+        <w:rPr>
+          <w:rFonts w:ascii="Times New Roman" w:hAnsi="Times New Roman" w:eastAsia="Malgun Gothic"/>
+          <w:b w:val="0"/>
+          <w:i w:val="0"/>
+          <w:sz w:val="22"/>
+        </w:rPr>
+        <w:t>А что он рассказывает?</w:t>
+      </w:r>
+    </w:p>
+    <w:p>
+      <w:pPr>
+        <w:spacing w:before="0" w:after="110" w:line="300" w:lineRule="auto"/>
+      </w:pPr>
+      <w:r>
+        <w:rPr>
+          <w:rFonts w:ascii="Times New Roman" w:hAnsi="Times New Roman" w:eastAsia="Malgun Gothic"/>
+          <w:b/>
+          <w:i w:val="0"/>
+          <w:sz w:val="22"/>
+        </w:rPr>
+        <w:t xml:space="preserve">Анна: </w:t>
+      </w:r>
+      <w:r>
+        <w:rPr>
+          <w:rFonts w:ascii="Times New Roman" w:hAnsi="Times New Roman" w:eastAsia="Malgun Gothic"/>
+          <w:b w:val="0"/>
+          <w:i w:val="0"/>
+          <w:sz w:val="22"/>
+        </w:rPr>
+        <w:t>Что вы единственная, кто не боится с ним спорить. Кроме меня.</w:t>
+      </w:r>
+    </w:p>
+    <w:p>
+      <w:pPr>
+        <w:spacing w:before="0" w:after="110" w:line="300" w:lineRule="auto"/>
+      </w:pPr>
+      <w:r>
+        <w:rPr>
+          <w:rFonts w:ascii="Times New Roman" w:hAnsi="Times New Roman" w:eastAsia="Malgun Gothic"/>
+          <w:b/>
+          <w:i w:val="0"/>
+          <w:sz w:val="22"/>
+        </w:rPr>
+        <w:t xml:space="preserve">Ирина: </w:t>
       </w:r>
       <w:r>
         <w:rPr>
@@ -2838,7 +3028,7 @@
           <w:color w:val="555555"/>
           <w:sz w:val="22"/>
         </w:rPr>
-        <w:t>(заходя)</w:t>
+        <w:t>(смеясь сквозь слёзы)</w:t>
       </w:r>
       <w:r>
         <w:rPr>
@@ -2847,7 +3037,7 @@
           <w:i w:val="0"/>
           <w:sz w:val="22"/>
         </w:rPr>
-        <w:t xml:space="preserve"> Может быть, дело не в словах, а в том, что вы слишком сильно пытаетесь их контролировать.</w:t>
+        <w:t xml:space="preserve"> Это правда. Хотя страшно бывает.</w:t>
       </w:r>
     </w:p>
     <w:p>
@@ -2861,7 +3051,7 @@
           <w:i w:val="0"/>
           <w:sz w:val="22"/>
         </w:rPr>
-        <w:t xml:space="preserve">Ирина: </w:t>
+        <w:t xml:space="preserve">Анна: </w:t>
       </w:r>
       <w:r>
         <w:rPr>
@@ -2870,30 +3060,23 @@
           <w:i w:val="0"/>
           <w:sz w:val="22"/>
         </w:rPr>
-        <w:t>Что вы имеете в виду?</w:t>
+        <w:t>Спорьте. Особенно когда он будет уверен, что прав. Коля спорил со мной всю жизнь — и ни разу об этом не пожалел.</w:t>
       </w:r>
     </w:p>
     <w:p>
       <w:pPr>
-        <w:spacing w:before="0" w:after="110" w:line="300" w:lineRule="auto"/>
+        <w:keepNext/>
+        <w:spacing w:before="320" w:after="140"/>
       </w:pPr>
       <w:r>
         <w:rPr>
           <w:rFonts w:ascii="Times New Roman" w:hAnsi="Times New Roman" w:eastAsia="Malgun Gothic"/>
           <w:b/>
           <w:i w:val="0"/>
-          <w:sz w:val="22"/>
-        </w:rPr>
-        <w:t xml:space="preserve">Вениамин: </w:t>
-      </w:r>
-      <w:r>
-        <w:rPr>
-          <w:rFonts w:ascii="Times New Roman" w:hAnsi="Times New Roman" w:eastAsia="Malgun Gothic"/>
-          <w:b w:val="0"/>
-          <w:i w:val="0"/>
-          <w:sz w:val="22"/>
-        </w:rPr>
-        <w:t>В Казани вы говорили от сердца, без черновика в голове. Может, и в этот раз стоит довериться моменту.</w:t>
+          <w:color w:val="1F3864"/>
+          <w:sz w:val="26"/>
+        </w:rPr>
+        <w:t>장면 9 — 결단의 순간</w:t>
       </w:r>
     </w:p>
     <w:p>
@@ -2908,114 +3091,6 @@
           <w:sz w:val="22"/>
         </w:rPr>
         <w:t xml:space="preserve">Ирина: </w:t>
-      </w:r>
-      <w:r>
-        <w:rPr>
-          <w:rFonts w:ascii="Times New Roman" w:hAnsi="Times New Roman" w:eastAsia="Malgun Gothic"/>
-          <w:b w:val="0"/>
-          <w:i w:val="0"/>
-          <w:sz w:val="22"/>
-        </w:rPr>
-        <w:t>А если голос подведёт на середине — от страха?</w:t>
-      </w:r>
-    </w:p>
-    <w:p>
-      <w:pPr>
-        <w:spacing w:before="0" w:after="110" w:line="300" w:lineRule="auto"/>
-      </w:pPr>
-      <w:r>
-        <w:rPr>
-          <w:rFonts w:ascii="Times New Roman" w:hAnsi="Times New Roman" w:eastAsia="Malgun Gothic"/>
-          <w:b/>
-          <w:i w:val="0"/>
-          <w:sz w:val="22"/>
-        </w:rPr>
-        <w:t xml:space="preserve">Вениамин: </w:t>
-      </w:r>
-      <w:r>
-        <w:rPr>
-          <w:rFonts w:ascii="Times New Roman" w:hAnsi="Times New Roman" w:eastAsia="Malgun Gothic"/>
-          <w:b w:val="0"/>
-          <w:i w:val="0"/>
-          <w:sz w:val="22"/>
-        </w:rPr>
-        <w:t>Тогда толпа увидит человека, которому страшно, но который всё равно говорит. Это, может быть, сильнее безупречной речи.</w:t>
-      </w:r>
-    </w:p>
-    <w:p>
-      <w:pPr>
-        <w:spacing w:before="0" w:after="110" w:line="300" w:lineRule="auto"/>
-      </w:pPr>
-      <w:r>
-        <w:rPr>
-          <w:rFonts w:ascii="Times New Roman" w:hAnsi="Times New Roman" w:eastAsia="Malgun Gothic"/>
-          <w:b/>
-          <w:i w:val="0"/>
-          <w:sz w:val="22"/>
-        </w:rPr>
-        <w:t xml:space="preserve">Ирина: </w:t>
-      </w:r>
-      <w:r>
-        <w:rPr>
-          <w:rFonts w:ascii="Times New Roman" w:hAnsi="Times New Roman" w:eastAsia="Malgun Gothic"/>
-          <w:b w:val="0"/>
-          <w:i w:val="0"/>
-          <w:sz w:val="22"/>
-        </w:rPr>
-        <w:t>Изольда Тимофеевна перед взрывом цитировала мне Чехова. Про крест, который надо нести, и про веру.</w:t>
-      </w:r>
-    </w:p>
-    <w:p>
-      <w:pPr>
-        <w:spacing w:before="0" w:after="110" w:line="300" w:lineRule="auto"/>
-      </w:pPr>
-      <w:r>
-        <w:rPr>
-          <w:rFonts w:ascii="Times New Roman" w:hAnsi="Times New Roman" w:eastAsia="Malgun Gothic"/>
-          <w:b/>
-          <w:i w:val="0"/>
-          <w:sz w:val="22"/>
-        </w:rPr>
-        <w:t xml:space="preserve">Вениамин: </w:t>
-      </w:r>
-      <w:r>
-        <w:rPr>
-          <w:rFonts w:ascii="Times New Roman" w:hAnsi="Times New Roman" w:eastAsia="Malgun Gothic"/>
-          <w:b w:val="0"/>
-          <w:i w:val="0"/>
-          <w:sz w:val="22"/>
-        </w:rPr>
-        <w:t>Тогда начните с неё. Она бы не возражала оказаться в начале речи. Она всегда любила быть первой строкой в отчёте.</w:t>
-      </w:r>
-    </w:p>
-    <w:p>
-      <w:pPr>
-        <w:keepNext/>
-        <w:spacing w:before="320" w:after="140"/>
-      </w:pPr>
-      <w:r>
-        <w:rPr>
-          <w:rFonts w:ascii="Times New Roman" w:hAnsi="Times New Roman" w:eastAsia="Malgun Gothic"/>
-          <w:b/>
-          <w:i w:val="0"/>
-          <w:color w:val="1F3864"/>
-          <w:sz w:val="26"/>
-        </w:rPr>
-        <w:t>장면 11 — 마지막 유세, 무대 위로</w:t>
-      </w:r>
-    </w:p>
-    <w:p>
-      <w:pPr>
-        <w:spacing w:before="0" w:after="110" w:line="300" w:lineRule="auto"/>
-      </w:pPr>
-      <w:r>
-        <w:rPr>
-          <w:rFonts w:ascii="Times New Roman" w:hAnsi="Times New Roman" w:eastAsia="Malgun Gothic"/>
-          <w:b/>
-          <w:i w:val="0"/>
-          <w:sz w:val="22"/>
-        </w:rPr>
-        <w:t xml:space="preserve">Болдин: </w:t>
       </w:r>
       <w:r>
         <w:rPr>
@@ -3025,7 +3100,7 @@
           <w:color w:val="555555"/>
           <w:sz w:val="22"/>
         </w:rPr>
-        <w:t>(перед выходом, на следующий день)</w:t>
+        <w:t>(звонит Лёше)</w:t>
       </w:r>
       <w:r>
         <w:rPr>
@@ -3034,7 +3109,214 @@
           <w:i w:val="0"/>
           <w:sz w:val="22"/>
         </w:rPr>
-        <w:t xml:space="preserve"> Периметр чист, Ирина Олеговна. Готовы?</w:t>
+        <w:t xml:space="preserve"> Алексей Николаевич, я приняла решение.</w:t>
+      </w:r>
+    </w:p>
+    <w:p>
+      <w:pPr>
+        <w:spacing w:before="0" w:after="110" w:line="300" w:lineRule="auto"/>
+      </w:pPr>
+      <w:r>
+        <w:rPr>
+          <w:rFonts w:ascii="Times New Roman" w:hAnsi="Times New Roman" w:eastAsia="Malgun Gothic"/>
+          <w:b/>
+          <w:i w:val="0"/>
+          <w:sz w:val="22"/>
+        </w:rPr>
+        <w:t xml:space="preserve">Лёша: </w:t>
+      </w:r>
+      <w:r>
+        <w:rPr>
+          <w:rFonts w:ascii="Times New Roman" w:hAnsi="Times New Roman" w:eastAsia="Malgun Gothic"/>
+          <w:b w:val="0"/>
+          <w:i w:val="0"/>
+          <w:sz w:val="22"/>
+        </w:rPr>
+        <w:t>Какое?</w:t>
+      </w:r>
+    </w:p>
+    <w:p>
+      <w:pPr>
+        <w:spacing w:before="0" w:after="110" w:line="300" w:lineRule="auto"/>
+      </w:pPr>
+      <w:r>
+        <w:rPr>
+          <w:rFonts w:ascii="Times New Roman" w:hAnsi="Times New Roman" w:eastAsia="Malgun Gothic"/>
+          <w:b/>
+          <w:i w:val="0"/>
+          <w:sz w:val="22"/>
+        </w:rPr>
+        <w:t xml:space="preserve">Ирина: </w:t>
+      </w:r>
+      <w:r>
+        <w:rPr>
+          <w:rFonts w:ascii="Times New Roman" w:hAnsi="Times New Roman" w:eastAsia="Malgun Gothic"/>
+          <w:b w:val="0"/>
+          <w:i w:val="0"/>
+          <w:sz w:val="22"/>
+        </w:rPr>
+        <w:t>Выступаю завтра на финальном митинге перед голосованием.</w:t>
+      </w:r>
+    </w:p>
+    <w:p>
+      <w:pPr>
+        <w:spacing w:before="0" w:after="110" w:line="300" w:lineRule="auto"/>
+      </w:pPr>
+      <w:r>
+        <w:rPr>
+          <w:rFonts w:ascii="Times New Roman" w:hAnsi="Times New Roman" w:eastAsia="Malgun Gothic"/>
+          <w:b/>
+          <w:i w:val="0"/>
+          <w:sz w:val="22"/>
+        </w:rPr>
+        <w:t xml:space="preserve">Лёша: </w:t>
+      </w:r>
+      <w:r>
+        <w:rPr>
+          <w:rFonts w:ascii="Times New Roman" w:hAnsi="Times New Roman" w:eastAsia="Malgun Gothic"/>
+          <w:b w:val="0"/>
+          <w:i w:val="0"/>
+          <w:sz w:val="22"/>
+        </w:rPr>
+        <w:t>Ирина, вы уверены? Никто не осудит вас, если вы останетесь за кулисами.</w:t>
+      </w:r>
+    </w:p>
+    <w:p>
+      <w:pPr>
+        <w:spacing w:before="0" w:after="110" w:line="300" w:lineRule="auto"/>
+      </w:pPr>
+      <w:r>
+        <w:rPr>
+          <w:rFonts w:ascii="Times New Roman" w:hAnsi="Times New Roman" w:eastAsia="Malgun Gothic"/>
+          <w:b/>
+          <w:i w:val="0"/>
+          <w:sz w:val="22"/>
+        </w:rPr>
+        <w:t xml:space="preserve">Ирина: </w:t>
+      </w:r>
+      <w:r>
+        <w:rPr>
+          <w:rFonts w:ascii="Times New Roman" w:hAnsi="Times New Roman" w:eastAsia="Malgun Gothic"/>
+          <w:b w:val="0"/>
+          <w:i w:val="0"/>
+          <w:sz w:val="22"/>
+        </w:rPr>
+        <w:t>Я сама себя осужу, если не вернусь. Изольда Тимофеевна не пряталась, когда ей угрожали. Не буду и я.</w:t>
+      </w:r>
+    </w:p>
+    <w:p>
+      <w:pPr>
+        <w:spacing w:before="0" w:after="110" w:line="300" w:lineRule="auto"/>
+      </w:pPr>
+      <w:r>
+        <w:rPr>
+          <w:rFonts w:ascii="Times New Roman" w:hAnsi="Times New Roman" w:eastAsia="Malgun Gothic"/>
+          <w:b/>
+          <w:i w:val="0"/>
+          <w:sz w:val="22"/>
+        </w:rPr>
+        <w:t xml:space="preserve">Лёша: </w:t>
+      </w:r>
+      <w:r>
+        <w:rPr>
+          <w:rFonts w:ascii="Times New Roman" w:hAnsi="Times New Roman" w:eastAsia="Malgun Gothic"/>
+          <w:b w:val="0"/>
+          <w:i w:val="0"/>
+          <w:sz w:val="22"/>
+        </w:rPr>
+        <w:t>Тогда я рядом, что бы ни случилось.</w:t>
+      </w:r>
+    </w:p>
+    <w:p>
+      <w:pPr>
+        <w:spacing w:before="0" w:after="110" w:line="300" w:lineRule="auto"/>
+      </w:pPr>
+      <w:r>
+        <w:rPr>
+          <w:rFonts w:ascii="Times New Roman" w:hAnsi="Times New Roman" w:eastAsia="Malgun Gothic"/>
+          <w:b/>
+          <w:i w:val="0"/>
+          <w:sz w:val="22"/>
+        </w:rPr>
+        <w:t xml:space="preserve">Ирина: </w:t>
+      </w:r>
+      <w:r>
+        <w:rPr>
+          <w:rFonts w:ascii="Times New Roman" w:hAnsi="Times New Roman" w:eastAsia="Malgun Gothic"/>
+          <w:b w:val="0"/>
+          <w:i w:val="0"/>
+          <w:sz w:val="22"/>
+        </w:rPr>
+        <w:t>Знаю. Поэтому и решилась.</w:t>
+      </w:r>
+    </w:p>
+    <w:p>
+      <w:pPr>
+        <w:spacing w:before="0" w:after="110" w:line="300" w:lineRule="auto"/>
+      </w:pPr>
+      <w:r>
+        <w:rPr>
+          <w:rFonts w:ascii="Times New Roman" w:hAnsi="Times New Roman" w:eastAsia="Malgun Gothic"/>
+          <w:b/>
+          <w:i w:val="0"/>
+          <w:sz w:val="22"/>
+        </w:rPr>
+        <w:t xml:space="preserve">Лёша: </w:t>
+      </w:r>
+      <w:r>
+        <w:rPr>
+          <w:rFonts w:ascii="Times New Roman" w:hAnsi="Times New Roman" w:eastAsia="Malgun Gothic"/>
+          <w:b w:val="0"/>
+          <w:i w:val="0"/>
+          <w:sz w:val="22"/>
+        </w:rPr>
+        <w:t>Одно условие.</w:t>
+      </w:r>
+    </w:p>
+    <w:p>
+      <w:pPr>
+        <w:spacing w:before="0" w:after="110" w:line="300" w:lineRule="auto"/>
+      </w:pPr>
+      <w:r>
+        <w:rPr>
+          <w:rFonts w:ascii="Times New Roman" w:hAnsi="Times New Roman" w:eastAsia="Malgun Gothic"/>
+          <w:b/>
+          <w:i w:val="0"/>
+          <w:sz w:val="22"/>
+        </w:rPr>
+        <w:t xml:space="preserve">Ирина: </w:t>
+      </w:r>
+      <w:r>
+        <w:rPr>
+          <w:rFonts w:ascii="Times New Roman" w:hAnsi="Times New Roman" w:eastAsia="Malgun Gothic"/>
+          <w:b w:val="0"/>
+          <w:i w:val="0"/>
+          <w:sz w:val="22"/>
+        </w:rPr>
+        <w:t>Какое?</w:t>
+      </w:r>
+    </w:p>
+    <w:p>
+      <w:pPr>
+        <w:spacing w:before="0" w:after="110" w:line="300" w:lineRule="auto"/>
+      </w:pPr>
+      <w:r>
+        <w:rPr>
+          <w:rFonts w:ascii="Times New Roman" w:hAnsi="Times New Roman" w:eastAsia="Malgun Gothic"/>
+          <w:b/>
+          <w:i w:val="0"/>
+          <w:sz w:val="22"/>
+        </w:rPr>
+        <w:t xml:space="preserve">Лёша: </w:t>
+      </w:r>
+      <w:r>
+        <w:rPr>
+          <w:rFonts w:ascii="Times New Roman" w:hAnsi="Times New Roman" w:eastAsia="Malgun Gothic"/>
+          <w:b w:val="0"/>
+          <w:i w:val="0"/>
+          <w:sz w:val="22"/>
+        </w:rPr>
+        <w:t>Я буду за кулисами. В трёх шагах. А Максим Игоревич — ещё ближе.</w:t>
       </w:r>
     </w:p>
     <w:p>
@@ -3058,7 +3340,7 @@
           <w:color w:val="555555"/>
           <w:sz w:val="22"/>
         </w:rPr>
-        <w:t>(глубокий вдох)</w:t>
+        <w:t>(пауза)</w:t>
       </w:r>
       <w:r>
         <w:rPr>
@@ -3067,13 +3349,199 @@
           <w:i w:val="0"/>
           <w:sz w:val="22"/>
         </w:rPr>
-        <w:t xml:space="preserve"> Готова.</w:t>
+        <w:t xml:space="preserve"> Максим Игоревич будет в ужасе.</w:t>
       </w:r>
     </w:p>
     <w:p>
       <w:pPr>
         <w:spacing w:before="0" w:after="110" w:line="300" w:lineRule="auto"/>
       </w:pPr>
+      <w:r>
+        <w:rPr>
+          <w:rFonts w:ascii="Times New Roman" w:hAnsi="Times New Roman" w:eastAsia="Malgun Gothic"/>
+          <w:b/>
+          <w:i w:val="0"/>
+          <w:sz w:val="22"/>
+        </w:rPr>
+        <w:t xml:space="preserve">Лёша: </w:t>
+      </w:r>
+      <w:r>
+        <w:rPr>
+          <w:rFonts w:ascii="Times New Roman" w:hAnsi="Times New Roman" w:eastAsia="Malgun Gothic"/>
+          <w:b w:val="0"/>
+          <w:i w:val="0"/>
+          <w:sz w:val="22"/>
+        </w:rPr>
+        <w:t>Максим Игоревич уже в ужасе. Ещё немного он переживёт.</w:t>
+      </w:r>
+    </w:p>
+    <w:p>
+      <w:pPr>
+        <w:keepNext/>
+        <w:spacing w:before="320" w:after="140"/>
+      </w:pPr>
+      <w:r>
+        <w:rPr>
+          <w:rFonts w:ascii="Times New Roman" w:hAnsi="Times New Roman" w:eastAsia="Malgun Gothic"/>
+          <w:b/>
+          <w:i w:val="0"/>
+          <w:color w:val="1F3864"/>
+          <w:sz w:val="26"/>
+        </w:rPr>
+        <w:t>장면 10 — 준비, 볼딘의 안전 조치</w:t>
+      </w:r>
+    </w:p>
+    <w:p>
+      <w:pPr>
+        <w:spacing w:before="0" w:after="110" w:line="300" w:lineRule="auto"/>
+      </w:pPr>
+      <w:r>
+        <w:rPr>
+          <w:rFonts w:ascii="Times New Roman" w:hAnsi="Times New Roman" w:eastAsia="Malgun Gothic"/>
+          <w:b/>
+          <w:i w:val="0"/>
+          <w:sz w:val="22"/>
+        </w:rPr>
+        <w:t xml:space="preserve">Болдин: </w:t>
+      </w:r>
+      <w:r>
+        <w:rPr>
+          <w:rFonts w:ascii="Times New Roman" w:hAnsi="Times New Roman" w:eastAsia="Malgun Gothic"/>
+          <w:b w:val="0"/>
+          <w:i w:val="0"/>
+          <w:sz w:val="22"/>
+        </w:rPr>
+        <w:t>Ирина Олеговна, если вы настаиваете на выступлении, периметр будет усилен многократно. Гарантирую максимальную безопасность, насколько это вообще возможно.</w:t>
+      </w:r>
+    </w:p>
+    <w:p>
+      <w:pPr>
+        <w:spacing w:before="0" w:after="110" w:line="300" w:lineRule="auto"/>
+      </w:pPr>
+      <w:r>
+        <w:rPr>
+          <w:rFonts w:ascii="Times New Roman" w:hAnsi="Times New Roman" w:eastAsia="Malgun Gothic"/>
+          <w:b/>
+          <w:i w:val="0"/>
+          <w:sz w:val="22"/>
+        </w:rPr>
+        <w:t xml:space="preserve">Ирина: </w:t>
+      </w:r>
+      <w:r>
+        <w:rPr>
+          <w:rFonts w:ascii="Times New Roman" w:hAnsi="Times New Roman" w:eastAsia="Malgun Gothic"/>
+          <w:b w:val="0"/>
+          <w:i w:val="0"/>
+          <w:sz w:val="22"/>
+        </w:rPr>
+        <w:t>Понимаю, Максим Игоревич. И благодарна.</w:t>
+      </w:r>
+    </w:p>
+    <w:p>
+      <w:pPr>
+        <w:spacing w:before="0" w:after="110" w:line="300" w:lineRule="auto"/>
+      </w:pPr>
+      <w:r>
+        <w:rPr>
+          <w:rFonts w:ascii="Times New Roman" w:hAnsi="Times New Roman" w:eastAsia="Malgun Gothic"/>
+          <w:b/>
+          <w:i w:val="0"/>
+          <w:sz w:val="22"/>
+        </w:rPr>
+        <w:t xml:space="preserve">Болдин: </w:t>
+      </w:r>
+      <w:r>
+        <w:rPr>
+          <w:rFonts w:ascii="Times New Roman" w:hAnsi="Times New Roman" w:eastAsia="Malgun Gothic"/>
+          <w:b w:val="0"/>
+          <w:i w:val="0"/>
+          <w:sz w:val="22"/>
+        </w:rPr>
+        <w:t>Не буду скрывать: как профессионала меня эта идея тревожит. Но решение ваше я уважаю.</w:t>
+      </w:r>
+    </w:p>
+    <w:p>
+      <w:pPr>
+        <w:spacing w:before="0" w:after="110" w:line="300" w:lineRule="auto"/>
+      </w:pPr>
+      <w:r>
+        <w:rPr>
+          <w:rFonts w:ascii="Times New Roman" w:hAnsi="Times New Roman" w:eastAsia="Malgun Gothic"/>
+          <w:b/>
+          <w:i w:val="0"/>
+          <w:sz w:val="22"/>
+        </w:rPr>
+        <w:t xml:space="preserve">Ирина: </w:t>
+      </w:r>
+      <w:r>
+        <w:rPr>
+          <w:rFonts w:ascii="Times New Roman" w:hAnsi="Times New Roman" w:eastAsia="Malgun Gothic"/>
+          <w:b w:val="0"/>
+          <w:i w:val="0"/>
+          <w:sz w:val="22"/>
+        </w:rPr>
+        <w:t>Если ждать полной безопасности, прежде чем действовать, страх не исчезнет никогда. Значит, придётся действовать со страхом внутри.</w:t>
+      </w:r>
+    </w:p>
+    <w:p>
+      <w:pPr>
+        <w:spacing w:before="0" w:after="110" w:line="300" w:lineRule="auto"/>
+      </w:pPr>
+      <w:r>
+        <w:rPr>
+          <w:rFonts w:ascii="Times New Roman" w:hAnsi="Times New Roman" w:eastAsia="Malgun Gothic"/>
+          <w:b/>
+          <w:i w:val="0"/>
+          <w:sz w:val="22"/>
+        </w:rPr>
+        <w:t xml:space="preserve">Болдин: </w:t>
+      </w:r>
+      <w:r>
+        <w:rPr>
+          <w:rFonts w:ascii="Times New Roman" w:hAnsi="Times New Roman" w:eastAsia="Malgun Gothic"/>
+          <w:b w:val="0"/>
+          <w:i w:val="0"/>
+          <w:sz w:val="22"/>
+        </w:rPr>
+        <w:t>Мудро. Хотя и непросто.</w:t>
+      </w:r>
+    </w:p>
+    <w:p>
+      <w:pPr>
+        <w:spacing w:before="0" w:after="110" w:line="300" w:lineRule="auto"/>
+      </w:pPr>
+      <w:r>
+        <w:rPr>
+          <w:rFonts w:ascii="Times New Roman" w:hAnsi="Times New Roman" w:eastAsia="Malgun Gothic"/>
+          <w:b/>
+          <w:i w:val="0"/>
+          <w:sz w:val="22"/>
+        </w:rPr>
+        <w:t xml:space="preserve">Ирина: </w:t>
+      </w:r>
+      <w:r>
+        <w:rPr>
+          <w:rFonts w:ascii="Times New Roman" w:hAnsi="Times New Roman" w:eastAsia="Malgun Gothic"/>
+          <w:b w:val="0"/>
+          <w:i w:val="0"/>
+          <w:sz w:val="22"/>
+        </w:rPr>
+        <w:t>А вы, Максим Игоревич? Вы были там. Вам самому не страшно снова?</w:t>
+      </w:r>
+    </w:p>
+    <w:p>
+      <w:pPr>
+        <w:spacing w:before="0" w:after="110" w:line="300" w:lineRule="auto"/>
+      </w:pPr>
+      <w:r>
+        <w:rPr>
+          <w:rFonts w:ascii="Times New Roman" w:hAnsi="Times New Roman" w:eastAsia="Malgun Gothic"/>
+          <w:b/>
+          <w:i w:val="0"/>
+          <w:sz w:val="22"/>
+        </w:rPr>
+        <w:t xml:space="preserve">Болдин: </w:t>
+      </w:r>
       <w:r>
         <w:rPr>
           <w:rFonts w:ascii="Times New Roman" w:hAnsi="Times New Roman" w:eastAsia="Malgun Gothic"/>
@@ -3082,7 +3550,16 @@
           <w:color w:val="555555"/>
           <w:sz w:val="22"/>
         </w:rPr>
-        <w:t>(выходит на сцену; толпа встречает её громом аплодисментов)</w:t>
+        <w:t>(пауза)</w:t>
+      </w:r>
+      <w:r>
+        <w:rPr>
+          <w:rFonts w:ascii="Times New Roman" w:hAnsi="Times New Roman" w:eastAsia="Malgun Gothic"/>
+          <w:b w:val="0"/>
+          <w:i w:val="0"/>
+          <w:sz w:val="22"/>
+        </w:rPr>
+        <w:t xml:space="preserve"> Страшно. Но в тот день я не успел. Завтра успею.</w:t>
       </w:r>
     </w:p>
     <w:p>
@@ -3105,7 +3582,7 @@
           <w:i w:val="0"/>
           <w:sz w:val="22"/>
         </w:rPr>
-        <w:t>Здравствуйте. Многие из вас знают, что случилось со мной одиннадцать дней назад.</w:t>
+        <w:t>Вы ни в чём не виноваты, Максим Игоревич.</w:t>
       </w:r>
     </w:p>
     <w:p>
@@ -3119,7 +3596,7 @@
           <w:i w:val="0"/>
           <w:sz w:val="22"/>
         </w:rPr>
-        <w:t xml:space="preserve">Ирина: </w:t>
+        <w:t xml:space="preserve">Болдин: </w:t>
       </w:r>
       <w:r>
         <w:rPr>
@@ -3128,13 +3605,8 @@
           <w:i w:val="0"/>
           <w:sz w:val="22"/>
         </w:rPr>
-        <w:t>Я стояла в метре от Изольды Тимофеевны Соколовой, когда прогремел взрыв. Она погибла. Я — нет. Каждый день с тех пор я спрашиваю себя: почему.</w:t>
-      </w:r>
-    </w:p>
-    <w:p>
-      <w:pPr>
-        <w:spacing w:before="0" w:after="110" w:line="300" w:lineRule="auto"/>
-      </w:pPr>
+        <w:t xml:space="preserve">Знаю. Головой. </w:t>
+      </w:r>
       <w:r>
         <w:rPr>
           <w:rFonts w:ascii="Times New Roman" w:hAnsi="Times New Roman" w:eastAsia="Malgun Gothic"/>
@@ -3143,57 +3615,20 @@
           <w:color w:val="555555"/>
           <w:sz w:val="22"/>
         </w:rPr>
-        <w:t>(толпа затихает, слушая)</w:t>
+        <w:t>(пауза)</w:t>
+      </w:r>
+      <w:r>
+        <w:rPr>
+          <w:rFonts w:ascii="Times New Roman" w:hAnsi="Times New Roman" w:eastAsia="Malgun Gothic"/>
+          <w:b w:val="0"/>
+          <w:i w:val="0"/>
+          <w:sz w:val="22"/>
+        </w:rPr>
+        <w:t xml:space="preserve"> Завтра я буду в двух метрах от вас. Не дальше.</w:t>
       </w:r>
     </w:p>
     <w:p>
       <w:pPr>
-        <w:spacing w:before="0" w:after="110" w:line="300" w:lineRule="auto"/>
-      </w:pPr>
-      <w:r>
-        <w:rPr>
-          <w:rFonts w:ascii="Times New Roman" w:hAnsi="Times New Roman" w:eastAsia="Malgun Gothic"/>
-          <w:b/>
-          <w:i w:val="0"/>
-          <w:sz w:val="22"/>
-        </w:rPr>
-        <w:t xml:space="preserve">Ирина: </w:t>
-      </w:r>
-      <w:r>
-        <w:rPr>
-          <w:rFonts w:ascii="Times New Roman" w:hAnsi="Times New Roman" w:eastAsia="Malgun Gothic"/>
-          <w:b w:val="0"/>
-          <w:i w:val="0"/>
-          <w:sz w:val="22"/>
-        </w:rPr>
-        <w:t>Ответа я не нашла. Но нашла решение — не позволять страху решать за меня, какой будет остаток моей жизни.</w:t>
-      </w:r>
-    </w:p>
-    <w:p>
-      <w:pPr>
-        <w:spacing w:before="0" w:after="110" w:line="300" w:lineRule="auto"/>
-      </w:pPr>
-      <w:r>
-        <w:rPr>
-          <w:rFonts w:ascii="Times New Roman" w:hAnsi="Times New Roman" w:eastAsia="Malgun Gothic"/>
-          <w:b/>
-          <w:i w:val="0"/>
-          <w:sz w:val="22"/>
-        </w:rPr>
-        <w:t xml:space="preserve">Ирина: </w:t>
-      </w:r>
-      <w:r>
-        <w:rPr>
-          <w:rFonts w:ascii="Times New Roman" w:hAnsi="Times New Roman" w:eastAsia="Malgun Gothic"/>
-          <w:b w:val="0"/>
-          <w:i w:val="0"/>
-          <w:sz w:val="22"/>
-        </w:rPr>
-        <w:t>Перед митингом она сказала мне слова Чехова: «Умей нести свой крест и веруй». Я несу. Рука ещё не слушается, но нести можно и одной.</w:t>
-      </w:r>
-    </w:p>
-    <w:p>
-      <w:pPr>
         <w:keepNext/>
         <w:spacing w:before="320" w:after="140"/>
       </w:pPr>
@@ -3205,7 +3640,7 @@
           <w:color w:val="1F3864"/>
           <w:sz w:val="26"/>
         </w:rPr>
-        <w:t>장면 12 — 마무리, 다음 화로</w:t>
+        <w:t>장면 11 — 원고 다시 쓰기</w:t>
       </w:r>
     </w:p>
     <w:p>
@@ -3229,7 +3664,7 @@
           <w:color w:val="555555"/>
           <w:sz w:val="22"/>
         </w:rPr>
-        <w:t>(заканчивая речь)</w:t>
+        <w:t>(пишет речь, зачёркивает, начинает заново)</w:t>
       </w:r>
       <w:r>
         <w:rPr>
@@ -3238,13 +3673,22 @@
           <w:i w:val="0"/>
           <w:sz w:val="22"/>
         </w:rPr>
-        <w:t xml:space="preserve"> Голосуйте не потому, что боитесь тех, кто устроил тот взрыв. Голосуйте потому, что вы их не боитесь.</w:t>
+        <w:t xml:space="preserve"> Не могу найти правильные слова на этот раз.</w:t>
       </w:r>
     </w:p>
     <w:p>
       <w:pPr>
         <w:spacing w:before="0" w:after="110" w:line="300" w:lineRule="auto"/>
       </w:pPr>
+      <w:r>
+        <w:rPr>
+          <w:rFonts w:ascii="Times New Roman" w:hAnsi="Times New Roman" w:eastAsia="Malgun Gothic"/>
+          <w:b/>
+          <w:i w:val="0"/>
+          <w:sz w:val="22"/>
+        </w:rPr>
+        <w:t xml:space="preserve">Вениамин: </w:t>
+      </w:r>
       <w:r>
         <w:rPr>
           <w:rFonts w:ascii="Times New Roman" w:hAnsi="Times New Roman" w:eastAsia="Malgun Gothic"/>
@@ -3253,7 +3697,16 @@
           <w:color w:val="555555"/>
           <w:sz w:val="22"/>
         </w:rPr>
-        <w:t>(овация, крики, некоторые в толпе плачут)</w:t>
+        <w:t>(заходя)</w:t>
+      </w:r>
+      <w:r>
+        <w:rPr>
+          <w:rFonts w:ascii="Times New Roman" w:hAnsi="Times New Roman" w:eastAsia="Malgun Gothic"/>
+          <w:b w:val="0"/>
+          <w:i w:val="0"/>
+          <w:sz w:val="22"/>
+        </w:rPr>
+        <w:t xml:space="preserve"> Может быть, дело не в словах, а в том, что вы слишком сильно пытаетесь их контролировать.</w:t>
       </w:r>
     </w:p>
     <w:p>
@@ -3267,7 +3720,161 @@
           <w:i w:val="0"/>
           <w:sz w:val="22"/>
         </w:rPr>
-        <w:t xml:space="preserve">Лёша: </w:t>
+        <w:t xml:space="preserve">Ирина: </w:t>
+      </w:r>
+      <w:r>
+        <w:rPr>
+          <w:rFonts w:ascii="Times New Roman" w:hAnsi="Times New Roman" w:eastAsia="Malgun Gothic"/>
+          <w:b w:val="0"/>
+          <w:i w:val="0"/>
+          <w:sz w:val="22"/>
+        </w:rPr>
+        <w:t>Что вы имеете в виду?</w:t>
+      </w:r>
+    </w:p>
+    <w:p>
+      <w:pPr>
+        <w:spacing w:before="0" w:after="110" w:line="300" w:lineRule="auto"/>
+      </w:pPr>
+      <w:r>
+        <w:rPr>
+          <w:rFonts w:ascii="Times New Roman" w:hAnsi="Times New Roman" w:eastAsia="Malgun Gothic"/>
+          <w:b/>
+          <w:i w:val="0"/>
+          <w:sz w:val="22"/>
+        </w:rPr>
+        <w:t xml:space="preserve">Вениамин: </w:t>
+      </w:r>
+      <w:r>
+        <w:rPr>
+          <w:rFonts w:ascii="Times New Roman" w:hAnsi="Times New Roman" w:eastAsia="Malgun Gothic"/>
+          <w:b w:val="0"/>
+          <w:i w:val="0"/>
+          <w:sz w:val="22"/>
+        </w:rPr>
+        <w:t>В Казани вы говорили от сердца, без черновика в голове. Может, и в этот раз стоит довериться моменту.</w:t>
+      </w:r>
+    </w:p>
+    <w:p>
+      <w:pPr>
+        <w:spacing w:before="0" w:after="110" w:line="300" w:lineRule="auto"/>
+      </w:pPr>
+      <w:r>
+        <w:rPr>
+          <w:rFonts w:ascii="Times New Roman" w:hAnsi="Times New Roman" w:eastAsia="Malgun Gothic"/>
+          <w:b/>
+          <w:i w:val="0"/>
+          <w:sz w:val="22"/>
+        </w:rPr>
+        <w:t xml:space="preserve">Ирина: </w:t>
+      </w:r>
+      <w:r>
+        <w:rPr>
+          <w:rFonts w:ascii="Times New Roman" w:hAnsi="Times New Roman" w:eastAsia="Malgun Gothic"/>
+          <w:b w:val="0"/>
+          <w:i w:val="0"/>
+          <w:sz w:val="22"/>
+        </w:rPr>
+        <w:t>А если голос подведёт на середине — от страха?</w:t>
+      </w:r>
+    </w:p>
+    <w:p>
+      <w:pPr>
+        <w:spacing w:before="0" w:after="110" w:line="300" w:lineRule="auto"/>
+      </w:pPr>
+      <w:r>
+        <w:rPr>
+          <w:rFonts w:ascii="Times New Roman" w:hAnsi="Times New Roman" w:eastAsia="Malgun Gothic"/>
+          <w:b/>
+          <w:i w:val="0"/>
+          <w:sz w:val="22"/>
+        </w:rPr>
+        <w:t xml:space="preserve">Вениамин: </w:t>
+      </w:r>
+      <w:r>
+        <w:rPr>
+          <w:rFonts w:ascii="Times New Roman" w:hAnsi="Times New Roman" w:eastAsia="Malgun Gothic"/>
+          <w:b w:val="0"/>
+          <w:i w:val="0"/>
+          <w:sz w:val="22"/>
+        </w:rPr>
+        <w:t>Тогда толпа увидит человека, которому страшно, но который всё равно говорит. Это, может быть, сильнее безупречной речи.</w:t>
+      </w:r>
+    </w:p>
+    <w:p>
+      <w:pPr>
+        <w:spacing w:before="0" w:after="110" w:line="300" w:lineRule="auto"/>
+      </w:pPr>
+      <w:r>
+        <w:rPr>
+          <w:rFonts w:ascii="Times New Roman" w:hAnsi="Times New Roman" w:eastAsia="Malgun Gothic"/>
+          <w:b/>
+          <w:i w:val="0"/>
+          <w:sz w:val="22"/>
+        </w:rPr>
+        <w:t xml:space="preserve">Ирина: </w:t>
+      </w:r>
+      <w:r>
+        <w:rPr>
+          <w:rFonts w:ascii="Times New Roman" w:hAnsi="Times New Roman" w:eastAsia="Malgun Gothic"/>
+          <w:b w:val="0"/>
+          <w:i w:val="0"/>
+          <w:sz w:val="22"/>
+        </w:rPr>
+        <w:t>Изольда Тимофеевна перед взрывом цитировала мне Чехова. Про крест, который надо нести, и про веру.</w:t>
+      </w:r>
+    </w:p>
+    <w:p>
+      <w:pPr>
+        <w:spacing w:before="0" w:after="110" w:line="300" w:lineRule="auto"/>
+      </w:pPr>
+      <w:r>
+        <w:rPr>
+          <w:rFonts w:ascii="Times New Roman" w:hAnsi="Times New Roman" w:eastAsia="Malgun Gothic"/>
+          <w:b/>
+          <w:i w:val="0"/>
+          <w:sz w:val="22"/>
+        </w:rPr>
+        <w:t xml:space="preserve">Вениамин: </w:t>
+      </w:r>
+      <w:r>
+        <w:rPr>
+          <w:rFonts w:ascii="Times New Roman" w:hAnsi="Times New Roman" w:eastAsia="Malgun Gothic"/>
+          <w:b w:val="0"/>
+          <w:i w:val="0"/>
+          <w:sz w:val="22"/>
+        </w:rPr>
+        <w:t>Тогда начните с неё. Она бы не возражала оказаться в начале речи. Она всегда любила быть первой строкой в отчёте.</w:t>
+      </w:r>
+    </w:p>
+    <w:p>
+      <w:pPr>
+        <w:keepNext/>
+        <w:spacing w:before="320" w:after="140"/>
+      </w:pPr>
+      <w:r>
+        <w:rPr>
+          <w:rFonts w:ascii="Times New Roman" w:hAnsi="Times New Roman" w:eastAsia="Malgun Gothic"/>
+          <w:b/>
+          <w:i w:val="0"/>
+          <w:color w:val="1F3864"/>
+          <w:sz w:val="26"/>
+        </w:rPr>
+        <w:t>장면 12 — 마지막 유세, 무대 위로</w:t>
+      </w:r>
+    </w:p>
+    <w:p>
+      <w:pPr>
+        <w:spacing w:before="0" w:after="110" w:line="300" w:lineRule="auto"/>
+      </w:pPr>
+      <w:r>
+        <w:rPr>
+          <w:rFonts w:ascii="Times New Roman" w:hAnsi="Times New Roman" w:eastAsia="Malgun Gothic"/>
+          <w:b/>
+          <w:i w:val="0"/>
+          <w:sz w:val="22"/>
+        </w:rPr>
+        <w:t xml:space="preserve">Болдин: </w:t>
       </w:r>
       <w:r>
         <w:rPr>
@@ -3277,7 +3884,7 @@
           <w:color w:val="555555"/>
           <w:sz w:val="22"/>
         </w:rPr>
-        <w:t>(за кулисами, тронут)</w:t>
+        <w:t>(перед выходом, на следующий день)</w:t>
       </w:r>
       <w:r>
         <w:rPr>
@@ -3286,7 +3893,7 @@
           <w:i w:val="0"/>
           <w:sz w:val="22"/>
         </w:rPr>
-        <w:t xml:space="preserve"> Она превзошла саму себя.</w:t>
+        <w:t xml:space="preserve"> Периметр чист, Ирина Олеговна. Готовы?</w:t>
       </w:r>
     </w:p>
     <w:p>
@@ -3300,16 +3907,26 @@
           <w:i w:val="0"/>
           <w:sz w:val="22"/>
         </w:rPr>
-        <w:t xml:space="preserve">Катя: </w:t>
+        <w:t xml:space="preserve">Ирина: </w:t>
       </w:r>
       <w:r>
         <w:rPr>
           <w:rFonts w:ascii="Times New Roman" w:hAnsi="Times New Roman" w:eastAsia="Malgun Gothic"/>
           <w:b w:val="0"/>
-          <w:i w:val="0"/>
-          <w:sz w:val="22"/>
-        </w:rPr>
-        <w:t>Согласна. Это войдёт в историю кампании.</w:t>
+          <w:i/>
+          <w:color w:val="555555"/>
+          <w:sz w:val="22"/>
+        </w:rPr>
+        <w:t>(глубокий вдох)</w:t>
+      </w:r>
+      <w:r>
+        <w:rPr>
+          <w:rFonts w:ascii="Times New Roman" w:hAnsi="Times New Roman" w:eastAsia="Malgun Gothic"/>
+          <w:b w:val="0"/>
+          <w:i w:val="0"/>
+          <w:sz w:val="22"/>
+        </w:rPr>
+        <w:t xml:space="preserve"> Готова.</w:t>
       </w:r>
     </w:p>
     <w:p>
@@ -3319,20 +3936,12 @@
       <w:r>
         <w:rPr>
           <w:rFonts w:ascii="Times New Roman" w:hAnsi="Times New Roman" w:eastAsia="Malgun Gothic"/>
-          <w:b/>
-          <w:i w:val="0"/>
-          <w:sz w:val="22"/>
-        </w:rPr>
-        <w:t xml:space="preserve">Кирилл: </w:t>
-      </w:r>
-      <w:r>
-        <w:rPr>
-          <w:rFonts w:ascii="Times New Roman" w:hAnsi="Times New Roman" w:eastAsia="Malgun Gothic"/>
           <w:b w:val="0"/>
-          <w:i w:val="0"/>
-          <w:sz w:val="22"/>
-        </w:rPr>
-        <w:t>Изольда Тимофеевна гордилась бы.</w:t>
+          <w:i/>
+          <w:color w:val="555555"/>
+          <w:sz w:val="22"/>
+        </w:rPr>
+        <w:t>(выходит на сцену; толпа встречает её громом аплодисментов)</w:t>
       </w:r>
     </w:p>
     <w:p>
@@ -3346,7 +3955,7 @@
           <w:i w:val="0"/>
           <w:sz w:val="22"/>
         </w:rPr>
-        <w:t xml:space="preserve">Вениамин: </w:t>
+        <w:t xml:space="preserve">Ирина: </w:t>
       </w:r>
       <w:r>
         <w:rPr>
@@ -3355,7 +3964,7 @@
           <w:i w:val="0"/>
           <w:sz w:val="22"/>
         </w:rPr>
-        <w:t>Гордилась бы. И сказала бы, что вторую минуту можно было сократить.</w:t>
+        <w:t>Здравствуйте. Многие из вас знают, что случилось со мной одиннадцать дней назад.</w:t>
       </w:r>
     </w:p>
     <w:p>
@@ -3369,7 +3978,7 @@
           <w:i w:val="0"/>
           <w:sz w:val="22"/>
         </w:rPr>
-        <w:t xml:space="preserve">Лёша: </w:t>
+        <w:t xml:space="preserve">Ирина: </w:t>
       </w:r>
       <w:r>
         <w:rPr>
@@ -3378,11 +3987,72 @@
           <w:i w:val="0"/>
           <w:sz w:val="22"/>
         </w:rPr>
-        <w:t>Голосование через два дня. Что бы ни случилось, сегодняшний вечер уже стал частью истории.</w:t>
+        <w:t>Я стояла в метре от Изольды Тимофеевны Соколовой, когда прогремел взрыв. Она погибла. Я — нет. Каждый день с тех пор я спрашиваю себя: почему.</w:t>
       </w:r>
     </w:p>
     <w:p>
       <w:pPr>
+        <w:spacing w:before="0" w:after="110" w:line="300" w:lineRule="auto"/>
+      </w:pPr>
+      <w:r>
+        <w:rPr>
+          <w:rFonts w:ascii="Times New Roman" w:hAnsi="Times New Roman" w:eastAsia="Malgun Gothic"/>
+          <w:b w:val="0"/>
+          <w:i/>
+          <w:color w:val="555555"/>
+          <w:sz w:val="22"/>
+        </w:rPr>
+        <w:t>(толпа затихает, слушая)</w:t>
+      </w:r>
+    </w:p>
+    <w:p>
+      <w:pPr>
+        <w:spacing w:before="0" w:after="110" w:line="300" w:lineRule="auto"/>
+      </w:pPr>
+      <w:r>
+        <w:rPr>
+          <w:rFonts w:ascii="Times New Roman" w:hAnsi="Times New Roman" w:eastAsia="Malgun Gothic"/>
+          <w:b/>
+          <w:i w:val="0"/>
+          <w:sz w:val="22"/>
+        </w:rPr>
+        <w:t xml:space="preserve">Ирина: </w:t>
+      </w:r>
+      <w:r>
+        <w:rPr>
+          <w:rFonts w:ascii="Times New Roman" w:hAnsi="Times New Roman" w:eastAsia="Malgun Gothic"/>
+          <w:b w:val="0"/>
+          <w:i w:val="0"/>
+          <w:sz w:val="22"/>
+        </w:rPr>
+        <w:t>Ответа я не нашла. Но нашла решение — не позволять страху решать за меня, какой будет остаток моей жизни.</w:t>
+      </w:r>
+    </w:p>
+    <w:p>
+      <w:pPr>
+        <w:spacing w:before="0" w:after="110" w:line="300" w:lineRule="auto"/>
+      </w:pPr>
+      <w:r>
+        <w:rPr>
+          <w:rFonts w:ascii="Times New Roman" w:hAnsi="Times New Roman" w:eastAsia="Malgun Gothic"/>
+          <w:b/>
+          <w:i w:val="0"/>
+          <w:sz w:val="22"/>
+        </w:rPr>
+        <w:t xml:space="preserve">Ирина: </w:t>
+      </w:r>
+      <w:r>
+        <w:rPr>
+          <w:rFonts w:ascii="Times New Roman" w:hAnsi="Times New Roman" w:eastAsia="Malgun Gothic"/>
+          <w:b w:val="0"/>
+          <w:i w:val="0"/>
+          <w:sz w:val="22"/>
+        </w:rPr>
+        <w:t>Перед митингом она сказала мне слова Чехова: «Умей нести свой крест и веруй». Я несу. Рука ещё не слушается, но нести можно и одной.</w:t>
+      </w:r>
+    </w:p>
+    <w:p>
+      <w:pPr>
         <w:keepNext/>
         <w:spacing w:before="320" w:after="140"/>
       </w:pPr>
@@ -3394,12 +4064,12 @@
           <w:color w:val="1F3864"/>
           <w:sz w:val="26"/>
         </w:rPr>
-        <w:t>핵심 문학 인용</w:t>
+        <w:t>장면 13 — 마무리, 다음 화로</w:t>
       </w:r>
     </w:p>
     <w:p>
       <w:pPr>
-        <w:spacing w:before="0" w:after="120"/>
+        <w:spacing w:before="0" w:after="110" w:line="300" w:lineRule="auto"/>
       </w:pPr>
       <w:r>
         <w:rPr>
@@ -3408,20 +4078,186 @@
           <w:i w:val="0"/>
           <w:sz w:val="22"/>
         </w:rPr>
-        <w:t>Пушкин, «Если жизнь тебя обманет…» (первая строфа): «Если жизнь тебя обманет, / Не печалься, не сердись! / В день уныния смирись: / День веселья, верь, настанет»</w:t>
+        <w:t xml:space="preserve">Ирина: </w:t>
       </w:r>
       <w:r>
         <w:rPr>
           <w:rFonts w:ascii="Times New Roman" w:hAnsi="Times New Roman" w:eastAsia="Malgun Gothic"/>
           <w:b w:val="0"/>
-          <w:i w:val="0"/>
-          <w:sz w:val="22"/>
-        </w:rPr>
-        <w:t xml:space="preserve"> — 한국어 해설: 푸시킨의 널리 알려진 짧은 시. 남편 니콜라이를 잃은 뒤 냉장고에 붙여 두었다는 이 시를 안나가 이리나에게 들려주며, 위로는 시 자체가 아니라 "매일 아침 다시 읽어야 했던 것"에서 왔다고 말한다. 생존자 죄책감에 시달리는 이리나가 하루하루 버티는 법을 배우는 장면이다 (장면 7).</w:t>
+          <w:i/>
+          <w:color w:val="555555"/>
+          <w:sz w:val="22"/>
+        </w:rPr>
+        <w:t>(заканчивая речь)</w:t>
+      </w:r>
+      <w:r>
+        <w:rPr>
+          <w:rFonts w:ascii="Times New Roman" w:hAnsi="Times New Roman" w:eastAsia="Malgun Gothic"/>
+          <w:b w:val="0"/>
+          <w:i w:val="0"/>
+          <w:sz w:val="22"/>
+        </w:rPr>
+        <w:t xml:space="preserve"> Голосуйте не потому, что боитесь тех, кто устроил тот взрыв. Голосуйте потому, что вы их не боитесь.</w:t>
       </w:r>
     </w:p>
     <w:p>
       <w:pPr>
+        <w:spacing w:before="0" w:after="110" w:line="300" w:lineRule="auto"/>
+      </w:pPr>
+      <w:r>
+        <w:rPr>
+          <w:rFonts w:ascii="Times New Roman" w:hAnsi="Times New Roman" w:eastAsia="Malgun Gothic"/>
+          <w:b w:val="0"/>
+          <w:i/>
+          <w:color w:val="555555"/>
+          <w:sz w:val="22"/>
+        </w:rPr>
+        <w:t>(овация, крики, некоторые в толпе плачут)</w:t>
+      </w:r>
+    </w:p>
+    <w:p>
+      <w:pPr>
+        <w:spacing w:before="0" w:after="110" w:line="300" w:lineRule="auto"/>
+      </w:pPr>
+      <w:r>
+        <w:rPr>
+          <w:rFonts w:ascii="Times New Roman" w:hAnsi="Times New Roman" w:eastAsia="Malgun Gothic"/>
+          <w:b/>
+          <w:i w:val="0"/>
+          <w:sz w:val="22"/>
+        </w:rPr>
+        <w:t xml:space="preserve">Лёша: </w:t>
+      </w:r>
+      <w:r>
+        <w:rPr>
+          <w:rFonts w:ascii="Times New Roman" w:hAnsi="Times New Roman" w:eastAsia="Malgun Gothic"/>
+          <w:b w:val="0"/>
+          <w:i/>
+          <w:color w:val="555555"/>
+          <w:sz w:val="22"/>
+        </w:rPr>
+        <w:t>(за кулисами, тронут)</w:t>
+      </w:r>
+      <w:r>
+        <w:rPr>
+          <w:rFonts w:ascii="Times New Roman" w:hAnsi="Times New Roman" w:eastAsia="Malgun Gothic"/>
+          <w:b w:val="0"/>
+          <w:i w:val="0"/>
+          <w:sz w:val="22"/>
+        </w:rPr>
+        <w:t xml:space="preserve"> Она превзошла саму себя.</w:t>
+      </w:r>
+    </w:p>
+    <w:p>
+      <w:pPr>
+        <w:spacing w:before="0" w:after="110" w:line="300" w:lineRule="auto"/>
+      </w:pPr>
+      <w:r>
+        <w:rPr>
+          <w:rFonts w:ascii="Times New Roman" w:hAnsi="Times New Roman" w:eastAsia="Malgun Gothic"/>
+          <w:b/>
+          <w:i w:val="0"/>
+          <w:sz w:val="22"/>
+        </w:rPr>
+        <w:t xml:space="preserve">Катя: </w:t>
+      </w:r>
+      <w:r>
+        <w:rPr>
+          <w:rFonts w:ascii="Times New Roman" w:hAnsi="Times New Roman" w:eastAsia="Malgun Gothic"/>
+          <w:b w:val="0"/>
+          <w:i w:val="0"/>
+          <w:sz w:val="22"/>
+        </w:rPr>
+        <w:t>Согласна. Это войдёт в историю кампании.</w:t>
+      </w:r>
+    </w:p>
+    <w:p>
+      <w:pPr>
+        <w:spacing w:before="0" w:after="110" w:line="300" w:lineRule="auto"/>
+      </w:pPr>
+      <w:r>
+        <w:rPr>
+          <w:rFonts w:ascii="Times New Roman" w:hAnsi="Times New Roman" w:eastAsia="Malgun Gothic"/>
+          <w:b/>
+          <w:i w:val="0"/>
+          <w:sz w:val="22"/>
+        </w:rPr>
+        <w:t xml:space="preserve">Кирилл: </w:t>
+      </w:r>
+      <w:r>
+        <w:rPr>
+          <w:rFonts w:ascii="Times New Roman" w:hAnsi="Times New Roman" w:eastAsia="Malgun Gothic"/>
+          <w:b w:val="0"/>
+          <w:i w:val="0"/>
+          <w:sz w:val="22"/>
+        </w:rPr>
+        <w:t>Изольда Тимофеевна гордилась бы.</w:t>
+      </w:r>
+    </w:p>
+    <w:p>
+      <w:pPr>
+        <w:spacing w:before="0" w:after="110" w:line="300" w:lineRule="auto"/>
+      </w:pPr>
+      <w:r>
+        <w:rPr>
+          <w:rFonts w:ascii="Times New Roman" w:hAnsi="Times New Roman" w:eastAsia="Malgun Gothic"/>
+          <w:b/>
+          <w:i w:val="0"/>
+          <w:sz w:val="22"/>
+        </w:rPr>
+        <w:t xml:space="preserve">Вениамин: </w:t>
+      </w:r>
+      <w:r>
+        <w:rPr>
+          <w:rFonts w:ascii="Times New Roman" w:hAnsi="Times New Roman" w:eastAsia="Malgun Gothic"/>
+          <w:b w:val="0"/>
+          <w:i w:val="0"/>
+          <w:sz w:val="22"/>
+        </w:rPr>
+        <w:t>Гордилась бы. И сказала бы, что вторую минуту можно было сократить.</w:t>
+      </w:r>
+    </w:p>
+    <w:p>
+      <w:pPr>
+        <w:spacing w:before="0" w:after="110" w:line="300" w:lineRule="auto"/>
+      </w:pPr>
+      <w:r>
+        <w:rPr>
+          <w:rFonts w:ascii="Times New Roman" w:hAnsi="Times New Roman" w:eastAsia="Malgun Gothic"/>
+          <w:b/>
+          <w:i w:val="0"/>
+          <w:sz w:val="22"/>
+        </w:rPr>
+        <w:t xml:space="preserve">Лёша: </w:t>
+      </w:r>
+      <w:r>
+        <w:rPr>
+          <w:rFonts w:ascii="Times New Roman" w:hAnsi="Times New Roman" w:eastAsia="Malgun Gothic"/>
+          <w:b w:val="0"/>
+          <w:i w:val="0"/>
+          <w:sz w:val="22"/>
+        </w:rPr>
+        <w:t>Голосование через два дня. Что бы ни случилось, сегодняшний вечер уже стал частью истории.</w:t>
+      </w:r>
+    </w:p>
+    <w:p>
+      <w:pPr>
+        <w:keepNext/>
+        <w:spacing w:before="320" w:after="140"/>
+      </w:pPr>
+      <w:r>
+        <w:rPr>
+          <w:rFonts w:ascii="Times New Roman" w:hAnsi="Times New Roman" w:eastAsia="Malgun Gothic"/>
+          <w:b/>
+          <w:i w:val="0"/>
+          <w:color w:val="1F3864"/>
+          <w:sz w:val="26"/>
+        </w:rPr>
+        <w:t>핵심 문학 인용</w:t>
+      </w:r>
+    </w:p>
+    <w:p>
+      <w:pPr>
         <w:spacing w:before="0" w:after="120"/>
       </w:pPr>
       <w:r>
@@ -3431,6 +4267,29 @@
           <w:i w:val="0"/>
           <w:sz w:val="22"/>
         </w:rPr>
+        <w:t>Пушкин, «Если жизнь тебя обманет…» (первая строфа): «Если жизнь тебя обманет, / Не печалься, не сердись! / В день уныния смирись: / День веселья, верь, настанет»</w:t>
+      </w:r>
+      <w:r>
+        <w:rPr>
+          <w:rFonts w:ascii="Times New Roman" w:hAnsi="Times New Roman" w:eastAsia="Malgun Gothic"/>
+          <w:b w:val="0"/>
+          <w:i w:val="0"/>
+          <w:sz w:val="22"/>
+        </w:rPr>
+        <w:t xml:space="preserve"> — 한국어 해설: 푸시킨의 널리 알려진 짧은 시. 남편 니콜라이를 잃은 뒤 냉장고에 붙여 두었다는 이 시를 안나가 이리나에게 들려주며, 위로는 시 자체가 아니라 "매일 아침 다시 읽어야 했던 것"에서 왔다고 말한다. 생존자 죄책감에 시달리는 이리나가 하루하루 버티는 법을 배우는 장면이다 (장면 8).</w:t>
+      </w:r>
+    </w:p>
+    <w:p>
+      <w:pPr>
+        <w:spacing w:before="0" w:after="120"/>
+      </w:pPr>
+      <w:r>
+        <w:rPr>
+          <w:rFonts w:ascii="Times New Roman" w:hAnsi="Times New Roman" w:eastAsia="Malgun Gothic"/>
+          <w:b/>
+          <w:i w:val="0"/>
+          <w:sz w:val="22"/>
+        </w:rPr>
         <w:t>Чехов, «Чайка» (Нина Заречная, д. IV): «Умей нести свой крест и веруй»</w:t>
       </w:r>
       <w:r>
@@ -3440,7 +4299,184 @@
           <w:i w:val="0"/>
           <w:sz w:val="22"/>
         </w:rPr>
-        <w:t xml:space="preserve"> — 한국어 해설: 6화에서 유세 전에 이졸다가 이리나에게 건넨 구절의 메아리. 이리나는 마지막 유세 연설에서 이 말을 이졸다의 유언처럼 되살려, 두려움을 안은 채 무대에 서는 자신의 결단을 설명한다 (장면 10~11).</w:t>
+        <w:t xml:space="preserve"> — 한국어 해설: 6화에서 유세 전에 이졸다가 이리나에게 건넨 구절의 메아리. 이리나는 마지막 유세 연설에서 이 말을 이졸다의 유언처럼 되살려, 두려움을 안은 채 무대에 서는 자신의 결단을 설명한다 (장면 11~12).</w:t>
+      </w:r>
+    </w:p>
+    <w:p>
+      <w:pPr>
+        <w:keepNext/>
+        <w:spacing w:before="320" w:after="140"/>
+      </w:pPr>
+      <w:r>
+        <w:rPr>
+          <w:rFonts w:ascii="Times New Roman" w:hAnsi="Times New Roman" w:eastAsia="Malgun Gothic"/>
+          <w:b/>
+          <w:i w:val="0"/>
+          <w:color w:val="1F3864"/>
+          <w:sz w:val="26"/>
+        </w:rPr>
+        <w:t>생활 표현</w:t>
+      </w:r>
+    </w:p>
+    <w:p>
+      <w:pPr>
+        <w:spacing w:before="0" w:after="120"/>
+      </w:pPr>
+      <w:r>
+        <w:rPr>
+          <w:rFonts w:ascii="Times New Roman" w:hAnsi="Times New Roman" w:eastAsia="Malgun Gothic"/>
+          <w:b/>
+          <w:i w:val="0"/>
+          <w:sz w:val="22"/>
+        </w:rPr>
+        <w:t>«претензий не имеете»</w:t>
+      </w:r>
+      <w:r>
+        <w:rPr>
+          <w:rFonts w:ascii="Times New Roman" w:hAnsi="Times New Roman" w:eastAsia="Malgun Gothic"/>
+          <w:b w:val="0"/>
+          <w:i w:val="0"/>
+          <w:sz w:val="22"/>
+        </w:rPr>
+        <w:t xml:space="preserve"> — 한국어 해설: “이의(불만) 없음”. 퇴원·물품 수령·택배 인수 때 서류에 서명하며 확인하는 관용 문구. 이리나는 «Претензий не имею. Разве что к больничной каше»라며 병원 밥 농담으로 받는다. 간호사가 퇴원 서류를 내밀며. 장면 2.</w:t>
+      </w:r>
+    </w:p>
+    <w:p>
+      <w:pPr>
+        <w:spacing w:before="0" w:after="120"/>
+      </w:pPr>
+      <w:r>
+        <w:rPr>
+          <w:rFonts w:ascii="Times New Roman" w:hAnsi="Times New Roman" w:eastAsia="Malgun Gothic"/>
+          <w:b/>
+          <w:i w:val="0"/>
+          <w:sz w:val="22"/>
+        </w:rPr>
+        <w:t>«Вечно что-нибудь забывают»</w:t>
+      </w:r>
+      <w:r>
+        <w:rPr>
+          <w:rFonts w:ascii="Times New Roman" w:hAnsi="Times New Roman" w:eastAsia="Malgun Gothic"/>
+          <w:b w:val="0"/>
+          <w:i w:val="0"/>
+          <w:sz w:val="22"/>
+        </w:rPr>
+        <w:t xml:space="preserve"> — 한국어 해설: “(사람들이) 꼭 뭘 두고 가요”. вечно는 “영원히”가 아니라 구어에서 “늘, 맨날”이라는 불평조. 주어 없는 3인칭 복수로 일반 사람들을 가리킨다. 간호사가. 장면 2.</w:t>
+      </w:r>
+    </w:p>
+    <w:p>
+      <w:pPr>
+        <w:spacing w:before="0" w:after="120"/>
+      </w:pPr>
+      <w:r>
+        <w:rPr>
+          <w:rFonts w:ascii="Times New Roman" w:hAnsi="Times New Roman" w:eastAsia="Malgun Gothic"/>
+          <w:b/>
+          <w:i w:val="0"/>
+          <w:sz w:val="22"/>
+        </w:rPr>
+        <w:t>«ничего тяжелее чашки»</w:t>
+      </w:r>
+      <w:r>
+        <w:rPr>
+          <w:rFonts w:ascii="Times New Roman" w:hAnsi="Times New Roman" w:eastAsia="Malgun Gothic"/>
+          <w:b w:val="0"/>
+          <w:i w:val="0"/>
+          <w:sz w:val="22"/>
+        </w:rPr>
+        <w:t xml:space="preserve"> — 한국어 해설: “찻잔보다 무거운 건 아무것도 (들지 마세요)”. 의사·치료사가 무리하지 말라고 할 때 쓰는 생생한 비교 표현. 재활치료사 오시포바가 이리나에게. 장면 2.</w:t>
+      </w:r>
+    </w:p>
+    <w:p>
+      <w:pPr>
+        <w:spacing w:before="0" w:after="120"/>
+      </w:pPr>
+      <w:r>
+        <w:rPr>
+          <w:rFonts w:ascii="Times New Roman" w:hAnsi="Times New Roman" w:eastAsia="Malgun Gothic"/>
+          <w:b/>
+          <w:i w:val="0"/>
+          <w:sz w:val="22"/>
+        </w:rPr>
+        <w:t>«Не доводите»</w:t>
+      </w:r>
+      <w:r>
+        <w:rPr>
+          <w:rFonts w:ascii="Times New Roman" w:hAnsi="Times New Roman" w:eastAsia="Malgun Gothic"/>
+          <w:b w:val="0"/>
+          <w:i w:val="0"/>
+          <w:sz w:val="22"/>
+        </w:rPr>
+        <w:t xml:space="preserve"> — 한국어 해설: довести (до белого каления)를 줄인 말로 “(나를) 화나게 만들지 마세요, 속 썩이지 마세요”. 반쯤 농담으로 경고할 때 쓴다. 오시포바가 이리나에게 늦지 말라며. 장면 2.</w:t>
+      </w:r>
+    </w:p>
+    <w:p>
+      <w:pPr>
+        <w:spacing w:before="0" w:after="120"/>
+      </w:pPr>
+      <w:r>
+        <w:rPr>
+          <w:rFonts w:ascii="Times New Roman" w:hAnsi="Times New Roman" w:eastAsia="Malgun Gothic"/>
+          <w:b/>
+          <w:i w:val="0"/>
+          <w:sz w:val="22"/>
+        </w:rPr>
+        <w:t>«Переплачивать за упаковку смысла нет»</w:t>
+      </w:r>
+      <w:r>
+        <w:rPr>
+          <w:rFonts w:ascii="Times New Roman" w:hAnsi="Times New Roman" w:eastAsia="Malgun Gothic"/>
+          <w:b w:val="0"/>
+          <w:i w:val="0"/>
+          <w:sz w:val="22"/>
+        </w:rPr>
+        <w:t xml:space="preserve"> — 한국어 해설: “포장값을 더 낼 이유가 없어요”. 약국에서 오리지널 대신 같은 성분의 복제약(аналог)을 권할 때 흔히 듣는 말. 약사가. 장면 2.</w:t>
+      </w:r>
+    </w:p>
+    <w:p>
+      <w:pPr>
+        <w:spacing w:before="0" w:after="120"/>
+      </w:pPr>
+      <w:r>
+        <w:rPr>
+          <w:rFonts w:ascii="Times New Roman" w:hAnsi="Times New Roman" w:eastAsia="Malgun Gothic"/>
+          <w:b/>
+          <w:i w:val="0"/>
+          <w:sz w:val="22"/>
+        </w:rPr>
+        <w:t>«Натощак не пейте»</w:t>
+      </w:r>
+      <w:r>
+        <w:rPr>
+          <w:rFonts w:ascii="Times New Roman" w:hAnsi="Times New Roman" w:eastAsia="Malgun Gothic"/>
+          <w:b w:val="0"/>
+          <w:i w:val="0"/>
+          <w:sz w:val="22"/>
+        </w:rPr>
+        <w:t xml:space="preserve"> — 한국어 해설: “빈속에 드시지 마세요”. натощак(공복에)은 복약 지도의 핵심 어휘이고, 약을 “먹다”는 러시아어로 пить/принимать. 약사가. 장면 2.</w:t>
+      </w:r>
+    </w:p>
+    <w:p>
+      <w:pPr>
+        <w:spacing w:before="0" w:after="120"/>
+      </w:pPr>
+      <w:r>
+        <w:rPr>
+          <w:rFonts w:ascii="Times New Roman" w:hAnsi="Times New Roman" w:eastAsia="Malgun Gothic"/>
+          <w:b/>
+          <w:i w:val="0"/>
+          <w:sz w:val="22"/>
+        </w:rPr>
+        <w:t>«Выздоравливайте»</w:t>
+      </w:r>
+      <w:r>
+        <w:rPr>
+          <w:rFonts w:ascii="Times New Roman" w:hAnsi="Times New Roman" w:eastAsia="Malgun Gothic"/>
+          <w:b w:val="0"/>
+          <w:i w:val="0"/>
+          <w:sz w:val="22"/>
+        </w:rPr>
+        <w:t xml:space="preserve"> — 한국어 해설: “쾌차하세요”. 아픈 사람과 헤어질 때 하는 인사로, «Поправляйтесь»와 같은 뜻. 친근하게 милая를 붙인 것은 나이 든 여성의 말투. 약사가 이리나에게. 장면 2.</w:t>
       </w:r>
     </w:p>
     <w:p>
